--- a/squads/vmo-autonomo/projects/DEM-2026-007/04-monitoramento/status-report-2026-05-20.docx
+++ b/squads/vmo-autonomo/projects/DEM-2026-007/04-monitoramento/status-report-2026-05-20.docx
@@ -8,8 +8,11 @@
       </w:pPr>
       <w:r>
         <w:rPr>
-          <w:color w:val="1F497D"/>
-          <w:sz w:val="36"/>
+          <w:rFonts w:ascii="Calibri" w:hAnsi="Calibri"/>
+          <w:b/>
+          <w:i w:val="0"/>
+          <w:color w:val="1A3A5C"/>
+          <w:sz w:val="30"/>
         </w:rPr>
         <w:t>Status Report #001 — DEM-2026-007</w:t>
       </w:r>
@@ -36,9 +39,11 @@
     </w:p>
     <w:p/>
     <w:p>
-      <w:r>
-        <w:t>────────────────────────────────────────────────────────────</w:t>
-      </w:r>
+      <w:pPr>
+        <w:pBdr>
+          <w:bottom w:val="single" w:sz="6" w:space="1" w:color="CCCCCC"/>
+        </w:pBdr>
+      </w:pPr>
     </w:p>
     <w:p/>
     <w:p>
@@ -47,8 +52,11 @@
       </w:pPr>
       <w:r>
         <w:rPr>
-          <w:color w:val="2E74B5"/>
-          <w:sz w:val="28"/>
+          <w:rFonts w:ascii="Calibri" w:hAnsi="Calibri"/>
+          <w:b/>
+          <w:i w:val="0"/>
+          <w:color w:val="1E5296"/>
+          <w:sz w:val="25"/>
         </w:rPr>
         <w:t>STATUS GERAL: 🟡 ATENÇÃO — Aguardando Kick-off</w:t>
       </w:r>
@@ -57,25 +65,27 @@
     <w:tbl>
       <w:tblPr>
         <w:tblStyle w:val="TableGrid"/>
-        <w:tblW w:type="auto" w:w="0"/>
         <w:tblLook w:firstColumn="1" w:firstRow="1" w:lastColumn="0" w:lastRow="0" w:noHBand="0" w:noVBand="1" w:val="04A0"/>
+        <w:tblW w:w="8901" w:type="dxa"/>
+        <w:tblLayout w:type="fixed"/>
       </w:tblPr>
       <w:tblGrid>
-        <w:gridCol w:w="2928"/>
-        <w:gridCol w:w="2928"/>
-        <w:gridCol w:w="2928"/>
+        <w:gridCol w:w="2967"/>
+        <w:gridCol w:w="2967"/>
+        <w:gridCol w:w="2967"/>
       </w:tblGrid>
       <w:tr>
         <w:tc>
           <w:tcPr>
-            <w:tcW w:type="dxa" w:w="2928"/>
-            <w:shd w:val="clear" w:color="auto" w:fill="D6E4F0"/>
+            <w:tcW w:w="2967" w:type="dxa"/>
+            <w:shd w:val="clear" w:color="auto" w:fill="1A3A5C"/>
           </w:tcPr>
           <w:p>
             <w:r>
               <w:rPr>
                 <w:b/>
-                <w:sz w:val="20"/>
+                <w:color w:val="FFFFFF"/>
+                <w:sz w:val="19"/>
               </w:rPr>
               <w:t>Dimensão</w:t>
             </w:r>
@@ -83,14 +93,15 @@
         </w:tc>
         <w:tc>
           <w:tcPr>
-            <w:tcW w:type="dxa" w:w="2928"/>
-            <w:shd w:val="clear" w:color="auto" w:fill="D6E4F0"/>
+            <w:tcW w:w="2967" w:type="dxa"/>
+            <w:shd w:val="clear" w:color="auto" w:fill="1A3A5C"/>
           </w:tcPr>
           <w:p>
             <w:r>
               <w:rPr>
                 <w:b/>
-                <w:sz w:val="20"/>
+                <w:color w:val="FFFFFF"/>
+                <w:sz w:val="19"/>
               </w:rPr>
               <w:t>Status</w:t>
             </w:r>
@@ -98,14 +109,15 @@
         </w:tc>
         <w:tc>
           <w:tcPr>
-            <w:tcW w:type="dxa" w:w="2928"/>
-            <w:shd w:val="clear" w:color="auto" w:fill="D6E4F0"/>
+            <w:tcW w:w="2967" w:type="dxa"/>
+            <w:shd w:val="clear" w:color="auto" w:fill="1A3A5C"/>
           </w:tcPr>
           <w:p>
             <w:r>
               <w:rPr>
                 <w:b/>
-                <w:sz w:val="20"/>
+                <w:color w:val="FFFFFF"/>
+                <w:sz w:val="19"/>
               </w:rPr>
               <w:t>Observação</w:t>
             </w:r>
@@ -115,12 +127,12 @@
       <w:tr>
         <w:tc>
           <w:tcPr>
-            <w:tcW w:type="dxa" w:w="2928"/>
+            <w:tcW w:w="2967" w:type="dxa"/>
           </w:tcPr>
           <w:p>
             <w:r>
               <w:rPr>
-                <w:sz w:val="20"/>
+                <w:sz w:val="19"/>
               </w:rPr>
               <w:t>Cronograma</w:t>
             </w:r>
@@ -128,12 +140,12 @@
         </w:tc>
         <w:tc>
           <w:tcPr>
-            <w:tcW w:type="dxa" w:w="2928"/>
+            <w:tcW w:w="2967" w:type="dxa"/>
           </w:tcPr>
           <w:p>
             <w:r>
               <w:rPr>
-                <w:sz w:val="20"/>
+                <w:sz w:val="19"/>
               </w:rPr>
               <w:t>🟢 Verde</w:t>
             </w:r>
@@ -141,12 +153,12 @@
         </w:tc>
         <w:tc>
           <w:tcPr>
-            <w:tcW w:type="dxa" w:w="2928"/>
+            <w:tcW w:w="2967" w:type="dxa"/>
           </w:tcPr>
           <w:p>
             <w:r>
               <w:rPr>
-                <w:sz w:val="20"/>
+                <w:sz w:val="19"/>
               </w:rPr>
               <w:t>Fase de iniciação concluída; kick-off meta: 08/06/2026</w:t>
             </w:r>
@@ -156,12 +168,13 @@
       <w:tr>
         <w:tc>
           <w:tcPr>
-            <w:tcW w:type="dxa" w:w="2928"/>
+            <w:tcW w:w="2967" w:type="dxa"/>
+            <w:shd w:val="clear" w:color="auto" w:fill="F0F5FB"/>
           </w:tcPr>
           <w:p>
             <w:r>
               <w:rPr>
-                <w:sz w:val="20"/>
+                <w:sz w:val="19"/>
               </w:rPr>
               <w:t>Custo</w:t>
             </w:r>
@@ -169,12 +182,13 @@
         </w:tc>
         <w:tc>
           <w:tcPr>
-            <w:tcW w:type="dxa" w:w="2928"/>
+            <w:tcW w:w="2967" w:type="dxa"/>
+            <w:shd w:val="clear" w:color="auto" w:fill="F0F5FB"/>
           </w:tcPr>
           <w:p>
             <w:r>
               <w:rPr>
-                <w:sz w:val="20"/>
+                <w:sz w:val="19"/>
               </w:rPr>
               <w:t>🟢 Verde</w:t>
             </w:r>
@@ -182,12 +196,13 @@
         </w:tc>
         <w:tc>
           <w:tcPr>
-            <w:tcW w:type="dxa" w:w="2928"/>
+            <w:tcW w:w="2967" w:type="dxa"/>
+            <w:shd w:val="clear" w:color="auto" w:fill="F0F5FB"/>
           </w:tcPr>
           <w:p>
             <w:r>
               <w:rPr>
-                <w:sz w:val="20"/>
+                <w:sz w:val="19"/>
               </w:rPr>
               <w:t>R$0 externo até o momento; meta custo zero</w:t>
             </w:r>
@@ -197,12 +212,12 @@
       <w:tr>
         <w:tc>
           <w:tcPr>
-            <w:tcW w:type="dxa" w:w="2928"/>
+            <w:tcW w:w="2967" w:type="dxa"/>
           </w:tcPr>
           <w:p>
             <w:r>
               <w:rPr>
-                <w:sz w:val="20"/>
+                <w:sz w:val="19"/>
               </w:rPr>
               <w:t>Escopo</w:t>
             </w:r>
@@ -210,12 +225,12 @@
         </w:tc>
         <w:tc>
           <w:tcPr>
-            <w:tcW w:type="dxa" w:w="2928"/>
+            <w:tcW w:w="2967" w:type="dxa"/>
           </w:tcPr>
           <w:p>
             <w:r>
               <w:rPr>
-                <w:sz w:val="20"/>
+                <w:sz w:val="19"/>
               </w:rPr>
               <w:t>🟢 Verde</w:t>
             </w:r>
@@ -223,12 +238,12 @@
         </w:tc>
         <w:tc>
           <w:tcPr>
-            <w:tcW w:type="dxa" w:w="2928"/>
+            <w:tcW w:w="2967" w:type="dxa"/>
           </w:tcPr>
           <w:p>
             <w:r>
               <w:rPr>
-                <w:sz w:val="20"/>
+                <w:sz w:val="19"/>
               </w:rPr>
               <w:t>Definido no TAP; CB-2 a confirmar no levantamento técnico</w:t>
             </w:r>
@@ -238,12 +253,13 @@
       <w:tr>
         <w:tc>
           <w:tcPr>
-            <w:tcW w:type="dxa" w:w="2928"/>
+            <w:tcW w:w="2967" w:type="dxa"/>
+            <w:shd w:val="clear" w:color="auto" w:fill="F0F5FB"/>
           </w:tcPr>
           <w:p>
             <w:r>
               <w:rPr>
-                <w:sz w:val="20"/>
+                <w:sz w:val="19"/>
               </w:rPr>
               <w:t>Riscos</w:t>
             </w:r>
@@ -251,12 +267,13 @@
         </w:tc>
         <w:tc>
           <w:tcPr>
-            <w:tcW w:type="dxa" w:w="2928"/>
+            <w:tcW w:w="2967" w:type="dxa"/>
+            <w:shd w:val="clear" w:color="auto" w:fill="F0F5FB"/>
           </w:tcPr>
           <w:p>
             <w:r>
               <w:rPr>
-                <w:sz w:val="20"/>
+                <w:sz w:val="19"/>
               </w:rPr>
               <w:t>🔴 Vermelho</w:t>
             </w:r>
@@ -264,12 +281,13 @@
         </w:tc>
         <w:tc>
           <w:tcPr>
-            <w:tcW w:type="dxa" w:w="2928"/>
+            <w:tcW w:w="2967" w:type="dxa"/>
+            <w:shd w:val="clear" w:color="auto" w:fill="F0F5FB"/>
           </w:tcPr>
           <w:p>
             <w:r>
               <w:rPr>
-                <w:sz w:val="20"/>
+                <w:sz w:val="19"/>
               </w:rPr>
               <w:t>R-001 CRÍTICO e R-005 ALTO ativos; CBs pré-kick-off pendentes</w:t>
             </w:r>
@@ -279,12 +297,12 @@
       <w:tr>
         <w:tc>
           <w:tcPr>
-            <w:tcW w:type="dxa" w:w="2928"/>
+            <w:tcW w:w="2967" w:type="dxa"/>
           </w:tcPr>
           <w:p>
             <w:r>
               <w:rPr>
-                <w:sz w:val="20"/>
+                <w:sz w:val="19"/>
               </w:rPr>
               <w:t>Governança</w:t>
             </w:r>
@@ -292,12 +310,12 @@
         </w:tc>
         <w:tc>
           <w:tcPr>
-            <w:tcW w:type="dxa" w:w="2928"/>
+            <w:tcW w:w="2967" w:type="dxa"/>
           </w:tcPr>
           <w:p>
             <w:r>
               <w:rPr>
-                <w:sz w:val="20"/>
+                <w:sz w:val="19"/>
               </w:rPr>
               <w:t>🟡 Amarelo</w:t>
             </w:r>
@@ -305,12 +323,12 @@
         </w:tc>
         <w:tc>
           <w:tcPr>
-            <w:tcW w:type="dxa" w:w="2928"/>
+            <w:tcW w:w="2967" w:type="dxa"/>
           </w:tcPr>
           <w:p>
             <w:r>
               <w:rPr>
-                <w:sz w:val="20"/>
+                <w:sz w:val="19"/>
               </w:rPr>
               <w:t>3 CBs de kick-off abertas (CB-3, CB-Sponsor); aguardando resolução</w:t>
             </w:r>
@@ -320,12 +338,13 @@
       <w:tr>
         <w:tc>
           <w:tcPr>
-            <w:tcW w:type="dxa" w:w="2928"/>
+            <w:tcW w:w="2967" w:type="dxa"/>
+            <w:shd w:val="clear" w:color="auto" w:fill="F0F5FB"/>
           </w:tcPr>
           <w:p>
             <w:r>
               <w:rPr>
-                <w:sz w:val="20"/>
+                <w:sz w:val="19"/>
               </w:rPr>
               <w:t>Qualidade docs</w:t>
             </w:r>
@@ -333,12 +352,13 @@
         </w:tc>
         <w:tc>
           <w:tcPr>
-            <w:tcW w:type="dxa" w:w="2928"/>
+            <w:tcW w:w="2967" w:type="dxa"/>
+            <w:shd w:val="clear" w:color="auto" w:fill="F0F5FB"/>
           </w:tcPr>
           <w:p>
             <w:r>
               <w:rPr>
-                <w:sz w:val="20"/>
+                <w:sz w:val="19"/>
               </w:rPr>
               <w:t>🟢 Verde</w:t>
             </w:r>
@@ -346,12 +366,13 @@
         </w:tc>
         <w:tc>
           <w:tcPr>
-            <w:tcW w:type="dxa" w:w="2928"/>
+            <w:tcW w:w="2967" w:type="dxa"/>
+            <w:shd w:val="clear" w:color="auto" w:fill="F0F5FB"/>
           </w:tcPr>
           <w:p>
             <w:r>
               <w:rPr>
-                <w:sz w:val="20"/>
+                <w:sz w:val="19"/>
               </w:rPr>
               <w:t>Documentação de iniciação completa</w:t>
             </w:r>
@@ -389,9 +410,11 @@
     </w:p>
     <w:p/>
     <w:p>
-      <w:r>
-        <w:t>────────────────────────────────────────────────────────────</w:t>
-      </w:r>
+      <w:pPr>
+        <w:pBdr>
+          <w:bottom w:val="single" w:sz="6" w:space="1" w:color="CCCCCC"/>
+        </w:pBdr>
+      </w:pPr>
     </w:p>
     <w:p/>
     <w:p>
@@ -400,8 +423,11 @@
       </w:pPr>
       <w:r>
         <w:rPr>
-          <w:color w:val="2E74B5"/>
-          <w:sz w:val="28"/>
+          <w:rFonts w:ascii="Calibri" w:hAnsi="Calibri"/>
+          <w:b/>
+          <w:i w:val="0"/>
+          <w:color w:val="1E5296"/>
+          <w:sz w:val="25"/>
         </w:rPr>
         <w:t>Progresso da Iniciação</w:t>
       </w:r>
@@ -413,8 +439,11 @@
       </w:pPr>
       <w:r>
         <w:rPr>
-          <w:color w:val="404040"/>
-          <w:sz w:val="24"/>
+          <w:rFonts w:ascii="Calibri" w:hAnsi="Calibri"/>
+          <w:b/>
+          <w:i w:val="0"/>
+          <w:color w:val="2A4A7F"/>
+          <w:sz w:val="22"/>
         </w:rPr>
         <w:t>Documentos Produzidos ✅</w:t>
       </w:r>
@@ -423,25 +452,27 @@
     <w:tbl>
       <w:tblPr>
         <w:tblStyle w:val="TableGrid"/>
-        <w:tblW w:type="auto" w:w="0"/>
         <w:tblLook w:firstColumn="1" w:firstRow="1" w:lastColumn="0" w:lastRow="0" w:noHBand="0" w:noVBand="1" w:val="04A0"/>
+        <w:tblW w:w="8901" w:type="dxa"/>
+        <w:tblLayout w:type="fixed"/>
       </w:tblPr>
       <w:tblGrid>
-        <w:gridCol w:w="2928"/>
-        <w:gridCol w:w="2928"/>
-        <w:gridCol w:w="2928"/>
+        <w:gridCol w:w="2967"/>
+        <w:gridCol w:w="2967"/>
+        <w:gridCol w:w="2967"/>
       </w:tblGrid>
       <w:tr>
         <w:tc>
           <w:tcPr>
-            <w:tcW w:type="dxa" w:w="2928"/>
-            <w:shd w:val="clear" w:color="auto" w:fill="D6E4F0"/>
+            <w:tcW w:w="2967" w:type="dxa"/>
+            <w:shd w:val="clear" w:color="auto" w:fill="1A3A5C"/>
           </w:tcPr>
           <w:p>
             <w:r>
               <w:rPr>
                 <w:b/>
-                <w:sz w:val="20"/>
+                <w:color w:val="FFFFFF"/>
+                <w:sz w:val="19"/>
               </w:rPr>
               <w:t>Documento</w:t>
             </w:r>
@@ -449,14 +480,15 @@
         </w:tc>
         <w:tc>
           <w:tcPr>
-            <w:tcW w:type="dxa" w:w="2928"/>
-            <w:shd w:val="clear" w:color="auto" w:fill="D6E4F0"/>
+            <w:tcW w:w="2967" w:type="dxa"/>
+            <w:shd w:val="clear" w:color="auto" w:fill="1A3A5C"/>
           </w:tcPr>
           <w:p>
             <w:r>
               <w:rPr>
                 <w:b/>
-                <w:sz w:val="20"/>
+                <w:color w:val="FFFFFF"/>
+                <w:sz w:val="19"/>
               </w:rPr>
               <w:t>Fase</w:t>
             </w:r>
@@ -464,14 +496,15 @@
         </w:tc>
         <w:tc>
           <w:tcPr>
-            <w:tcW w:type="dxa" w:w="2928"/>
-            <w:shd w:val="clear" w:color="auto" w:fill="D6E4F0"/>
+            <w:tcW w:w="2967" w:type="dxa"/>
+            <w:shd w:val="clear" w:color="auto" w:fill="1A3A5C"/>
           </w:tcPr>
           <w:p>
             <w:r>
               <w:rPr>
                 <w:b/>
-                <w:sz w:val="20"/>
+                <w:color w:val="FFFFFF"/>
+                <w:sz w:val="19"/>
               </w:rPr>
               <w:t>Status</w:t>
             </w:r>
@@ -481,12 +514,12 @@
       <w:tr>
         <w:tc>
           <w:tcPr>
-            <w:tcW w:type="dxa" w:w="2928"/>
+            <w:tcW w:w="2967" w:type="dxa"/>
           </w:tcPr>
           <w:p>
             <w:r>
               <w:rPr>
-                <w:sz w:val="20"/>
+                <w:sz w:val="19"/>
               </w:rPr>
               <w:t>demanda-coletada.md</w:t>
             </w:r>
@@ -494,12 +527,12 @@
         </w:tc>
         <w:tc>
           <w:tcPr>
-            <w:tcW w:type="dxa" w:w="2928"/>
+            <w:tcW w:w="2967" w:type="dxa"/>
           </w:tcPr>
           <w:p>
             <w:r>
               <w:rPr>
-                <w:sz w:val="20"/>
+                <w:sz w:val="19"/>
               </w:rPr>
               <w:t>Intake</w:t>
             </w:r>
@@ -507,12 +540,12 @@
         </w:tc>
         <w:tc>
           <w:tcPr>
-            <w:tcW w:type="dxa" w:w="2928"/>
+            <w:tcW w:w="2967" w:type="dxa"/>
           </w:tcPr>
           <w:p>
             <w:r>
               <w:rPr>
-                <w:sz w:val="20"/>
+                <w:sz w:val="19"/>
               </w:rPr>
               <w:t>✅ CONCLUÍDO — Iara Inbound</w:t>
             </w:r>
@@ -522,12 +555,13 @@
       <w:tr>
         <w:tc>
           <w:tcPr>
-            <w:tcW w:type="dxa" w:w="2928"/>
+            <w:tcW w:w="2967" w:type="dxa"/>
+            <w:shd w:val="clear" w:color="auto" w:fill="F0F5FB"/>
           </w:tcPr>
           <w:p>
             <w:r>
               <w:rPr>
-                <w:sz w:val="20"/>
+                <w:sz w:val="19"/>
               </w:rPr>
               <w:t>gate-intake.md</w:t>
             </w:r>
@@ -535,12 +569,13 @@
         </w:tc>
         <w:tc>
           <w:tcPr>
-            <w:tcW w:type="dxa" w:w="2928"/>
+            <w:tcW w:w="2967" w:type="dxa"/>
+            <w:shd w:val="clear" w:color="auto" w:fill="F0F5FB"/>
           </w:tcPr>
           <w:p>
             <w:r>
               <w:rPr>
-                <w:sz w:val="20"/>
+                <w:sz w:val="19"/>
               </w:rPr>
               <w:t>Governança</w:t>
             </w:r>
@@ -548,12 +583,13 @@
         </w:tc>
         <w:tc>
           <w:tcPr>
-            <w:tcW w:type="dxa" w:w="2928"/>
+            <w:tcW w:w="2967" w:type="dxa"/>
+            <w:shd w:val="clear" w:color="auto" w:fill="F0F5FB"/>
           </w:tcPr>
           <w:p>
             <w:r>
               <w:rPr>
-                <w:sz w:val="20"/>
+                <w:sz w:val="19"/>
               </w:rPr>
               <w:t>✅ PASS — Gabriel Governança</w:t>
             </w:r>
@@ -563,12 +599,12 @@
       <w:tr>
         <w:tc>
           <w:tcPr>
-            <w:tcW w:type="dxa" w:w="2928"/>
+            <w:tcW w:w="2967" w:type="dxa"/>
           </w:tcPr>
           <w:p>
             <w:r>
               <w:rPr>
-                <w:sz w:val="20"/>
+                <w:sz w:val="19"/>
               </w:rPr>
               <w:t>qualificacao.md (v2)</w:t>
             </w:r>
@@ -576,12 +612,12 @@
         </w:tc>
         <w:tc>
           <w:tcPr>
-            <w:tcW w:type="dxa" w:w="2928"/>
+            <w:tcW w:w="2967" w:type="dxa"/>
           </w:tcPr>
           <w:p>
             <w:r>
               <w:rPr>
-                <w:sz w:val="20"/>
+                <w:sz w:val="19"/>
               </w:rPr>
               <w:t>Qualificação</w:t>
             </w:r>
@@ -589,12 +625,12 @@
         </w:tc>
         <w:tc>
           <w:tcPr>
-            <w:tcW w:type="dxa" w:w="2928"/>
+            <w:tcW w:w="2967" w:type="dxa"/>
           </w:tcPr>
           <w:p>
             <w:r>
               <w:rPr>
-                <w:sz w:val="20"/>
+                <w:sz w:val="19"/>
               </w:rPr>
               <w:t>✅ CONCLUÍDO — Felipe Filtro (49/100 EM ESPERA)</w:t>
             </w:r>
@@ -604,12 +640,13 @@
       <w:tr>
         <w:tc>
           <w:tcPr>
-            <w:tcW w:type="dxa" w:w="2928"/>
+            <w:tcW w:w="2967" w:type="dxa"/>
+            <w:shd w:val="clear" w:color="auto" w:fill="F0F5FB"/>
           </w:tcPr>
           <w:p>
             <w:r>
               <w:rPr>
-                <w:sz w:val="20"/>
+                <w:sz w:val="19"/>
               </w:rPr>
               <w:t>gate-qualificacao.md (v2)</w:t>
             </w:r>
@@ -617,12 +654,13 @@
         </w:tc>
         <w:tc>
           <w:tcPr>
-            <w:tcW w:type="dxa" w:w="2928"/>
+            <w:tcW w:w="2967" w:type="dxa"/>
+            <w:shd w:val="clear" w:color="auto" w:fill="F0F5FB"/>
           </w:tcPr>
           <w:p>
             <w:r>
               <w:rPr>
-                <w:sz w:val="20"/>
+                <w:sz w:val="19"/>
               </w:rPr>
               <w:t>Governança</w:t>
             </w:r>
@@ -630,12 +668,13 @@
         </w:tc>
         <w:tc>
           <w:tcPr>
-            <w:tcW w:type="dxa" w:w="2928"/>
+            <w:tcW w:w="2967" w:type="dxa"/>
+            <w:shd w:val="clear" w:color="auto" w:fill="F0F5FB"/>
           </w:tcPr>
           <w:p>
             <w:r>
               <w:rPr>
-                <w:sz w:val="20"/>
+                <w:sz w:val="19"/>
               </w:rPr>
               <w:t>✅ PASS — Gabriel Governança</w:t>
             </w:r>
@@ -645,12 +684,12 @@
       <w:tr>
         <w:tc>
           <w:tcPr>
-            <w:tcW w:type="dxa" w:w="2928"/>
+            <w:tcW w:w="2967" w:type="dxa"/>
           </w:tcPr>
           <w:p>
             <w:r>
               <w:rPr>
-                <w:sz w:val="20"/>
+                <w:sz w:val="19"/>
               </w:rPr>
               <w:t>qualificacao-aprovada.md</w:t>
             </w:r>
@@ -658,12 +697,12 @@
         </w:tc>
         <w:tc>
           <w:tcPr>
-            <w:tcW w:type="dxa" w:w="2928"/>
+            <w:tcW w:w="2967" w:type="dxa"/>
           </w:tcPr>
           <w:p>
             <w:r>
               <w:rPr>
-                <w:sz w:val="20"/>
+                <w:sz w:val="19"/>
               </w:rPr>
               <w:t>Gateway</w:t>
             </w:r>
@@ -671,12 +710,12 @@
         </w:tc>
         <w:tc>
           <w:tcPr>
-            <w:tcW w:type="dxa" w:w="2928"/>
+            <w:tcW w:w="2967" w:type="dxa"/>
           </w:tcPr>
           <w:p>
             <w:r>
               <w:rPr>
-                <w:sz w:val="20"/>
+                <w:sz w:val="19"/>
               </w:rPr>
               <w:t>✅ CONCLUÍDO — Aprovado para documentação</w:t>
             </w:r>
@@ -686,12 +725,13 @@
       <w:tr>
         <w:tc>
           <w:tcPr>
-            <w:tcW w:type="dxa" w:w="2928"/>
+            <w:tcW w:w="2967" w:type="dxa"/>
+            <w:shd w:val="clear" w:color="auto" w:fill="F0F5FB"/>
           </w:tcPr>
           <w:p>
             <w:r>
               <w:rPr>
-                <w:sz w:val="20"/>
+                <w:sz w:val="19"/>
               </w:rPr>
               <w:t>documentacao-base.md</w:t>
             </w:r>
@@ -699,12 +739,13 @@
         </w:tc>
         <w:tc>
           <w:tcPr>
-            <w:tcW w:type="dxa" w:w="2928"/>
+            <w:tcW w:w="2967" w:type="dxa"/>
+            <w:shd w:val="clear" w:color="auto" w:fill="F0F5FB"/>
           </w:tcPr>
           <w:p>
             <w:r>
               <w:rPr>
-                <w:sz w:val="20"/>
+                <w:sz w:val="19"/>
               </w:rPr>
               <w:t>Iniciação</w:t>
             </w:r>
@@ -712,12 +753,13 @@
         </w:tc>
         <w:tc>
           <w:tcPr>
-            <w:tcW w:type="dxa" w:w="2928"/>
+            <w:tcW w:w="2967" w:type="dxa"/>
+            <w:shd w:val="clear" w:color="auto" w:fill="F0F5FB"/>
           </w:tcPr>
           <w:p>
             <w:r>
               <w:rPr>
-                <w:sz w:val="20"/>
+                <w:sz w:val="19"/>
               </w:rPr>
               <w:t>✅ CONCLUÍDO — Diana Documento (TAP + PM Canvas + Plano Geral)</w:t>
             </w:r>
@@ -727,12 +769,12 @@
       <w:tr>
         <w:tc>
           <w:tcPr>
-            <w:tcW w:type="dxa" w:w="2928"/>
+            <w:tcW w:w="2967" w:type="dxa"/>
           </w:tcPr>
           <w:p>
             <w:r>
               <w:rPr>
-                <w:sz w:val="20"/>
+                <w:sz w:val="19"/>
               </w:rPr>
               <w:t>requisitos.md</w:t>
             </w:r>
@@ -740,12 +782,12 @@
         </w:tc>
         <w:tc>
           <w:tcPr>
-            <w:tcW w:type="dxa" w:w="2928"/>
+            <w:tcW w:w="2967" w:type="dxa"/>
           </w:tcPr>
           <w:p>
             <w:r>
               <w:rPr>
-                <w:sz w:val="20"/>
+                <w:sz w:val="19"/>
               </w:rPr>
               <w:t>Iniciação</w:t>
             </w:r>
@@ -753,12 +795,12 @@
         </w:tc>
         <w:tc>
           <w:tcPr>
-            <w:tcW w:type="dxa" w:w="2928"/>
+            <w:tcW w:w="2967" w:type="dxa"/>
           </w:tcPr>
           <w:p>
             <w:r>
               <w:rPr>
-                <w:sz w:val="20"/>
+                <w:sz w:val="19"/>
               </w:rPr>
               <w:t>✅ CONCLUÍDO — Rafael Requisito (ERF: 12 RF + 5 RNF)</w:t>
             </w:r>
@@ -768,12 +810,13 @@
       <w:tr>
         <w:tc>
           <w:tcPr>
-            <w:tcW w:type="dxa" w:w="2928"/>
+            <w:tcW w:w="2967" w:type="dxa"/>
+            <w:shd w:val="clear" w:color="auto" w:fill="F0F5FB"/>
           </w:tcPr>
           <w:p>
             <w:r>
               <w:rPr>
-                <w:sz w:val="20"/>
+                <w:sz w:val="19"/>
               </w:rPr>
               <w:t>work-request.md</w:t>
             </w:r>
@@ -781,12 +824,13 @@
         </w:tc>
         <w:tc>
           <w:tcPr>
-            <w:tcW w:type="dxa" w:w="2928"/>
+            <w:tcW w:w="2967" w:type="dxa"/>
+            <w:shd w:val="clear" w:color="auto" w:fill="F0F5FB"/>
           </w:tcPr>
           <w:p>
             <w:r>
               <w:rPr>
-                <w:sz w:val="20"/>
+                <w:sz w:val="19"/>
               </w:rPr>
               <w:t>Iniciação</w:t>
             </w:r>
@@ -794,12 +838,13 @@
         </w:tc>
         <w:tc>
           <w:tcPr>
-            <w:tcW w:type="dxa" w:w="2928"/>
+            <w:tcW w:w="2967" w:type="dxa"/>
+            <w:shd w:val="clear" w:color="auto" w:fill="F0F5FB"/>
           </w:tcPr>
           <w:p>
             <w:r>
               <w:rPr>
-                <w:sz w:val="20"/>
+                <w:sz w:val="19"/>
               </w:rPr>
               <w:t>✅ CONCLUÍDO — Fábio Fornecedor (WR: 10 grupos / 41 itens)</w:t>
             </w:r>
@@ -809,12 +854,12 @@
       <w:tr>
         <w:tc>
           <w:tcPr>
-            <w:tcW w:type="dxa" w:w="2928"/>
+            <w:tcW w:w="2967" w:type="dxa"/>
           </w:tcPr>
           <w:p>
             <w:r>
               <w:rPr>
-                <w:sz w:val="20"/>
+                <w:sz w:val="19"/>
               </w:rPr>
               <w:t>cronograma.md</w:t>
             </w:r>
@@ -822,12 +867,12 @@
         </w:tc>
         <w:tc>
           <w:tcPr>
-            <w:tcW w:type="dxa" w:w="2928"/>
+            <w:tcW w:w="2967" w:type="dxa"/>
           </w:tcPr>
           <w:p>
             <w:r>
               <w:rPr>
-                <w:sz w:val="20"/>
+                <w:sz w:val="19"/>
               </w:rPr>
               <w:t>Planejamento</w:t>
             </w:r>
@@ -835,12 +880,12 @@
         </w:tc>
         <w:tc>
           <w:tcPr>
-            <w:tcW w:type="dxa" w:w="2928"/>
+            <w:tcW w:w="2967" w:type="dxa"/>
           </w:tcPr>
           <w:p>
             <w:r>
               <w:rPr>
-                <w:sz w:val="20"/>
+                <w:sz w:val="19"/>
               </w:rPr>
               <w:t>✅ CONCLUÍDO — Carlos Cronograma (WBS 3 níveis, 6 marcos)</w:t>
             </w:r>
@@ -850,12 +895,13 @@
       <w:tr>
         <w:tc>
           <w:tcPr>
-            <w:tcW w:type="dxa" w:w="2928"/>
+            <w:tcW w:w="2967" w:type="dxa"/>
+            <w:shd w:val="clear" w:color="auto" w:fill="F0F5FB"/>
           </w:tcPr>
           <w:p>
             <w:r>
               <w:rPr>
-                <w:sz w:val="20"/>
+                <w:sz w:val="19"/>
               </w:rPr>
               <w:t>plano-riscos.md</w:t>
             </w:r>
@@ -863,12 +909,13 @@
         </w:tc>
         <w:tc>
           <w:tcPr>
-            <w:tcW w:type="dxa" w:w="2928"/>
+            <w:tcW w:w="2967" w:type="dxa"/>
+            <w:shd w:val="clear" w:color="auto" w:fill="F0F5FB"/>
           </w:tcPr>
           <w:p>
             <w:r>
               <w:rPr>
-                <w:sz w:val="20"/>
+                <w:sz w:val="19"/>
               </w:rPr>
               <w:t>Planejamento</w:t>
             </w:r>
@@ -876,12 +923,13 @@
         </w:tc>
         <w:tc>
           <w:tcPr>
-            <w:tcW w:type="dxa" w:w="2928"/>
+            <w:tcW w:w="2967" w:type="dxa"/>
+            <w:shd w:val="clear" w:color="auto" w:fill="F0F5FB"/>
           </w:tcPr>
           <w:p>
             <w:r>
               <w:rPr>
-                <w:sz w:val="20"/>
+                <w:sz w:val="19"/>
               </w:rPr>
               <w:t>✅ CONCLUÍDO — Pedro Perigo (10 riscos, 4 categorias)</w:t>
             </w:r>
@@ -891,12 +939,12 @@
       <w:tr>
         <w:tc>
           <w:tcPr>
-            <w:tcW w:type="dxa" w:w="2928"/>
+            <w:tcW w:w="2967" w:type="dxa"/>
           </w:tcPr>
           <w:p>
             <w:r>
               <w:rPr>
-                <w:sz w:val="20"/>
+                <w:sz w:val="19"/>
               </w:rPr>
               <w:t>kpis.md</w:t>
             </w:r>
@@ -904,12 +952,12 @@
         </w:tc>
         <w:tc>
           <w:tcPr>
-            <w:tcW w:type="dxa" w:w="2928"/>
+            <w:tcW w:w="2967" w:type="dxa"/>
           </w:tcPr>
           <w:p>
             <w:r>
               <w:rPr>
-                <w:sz w:val="20"/>
+                <w:sz w:val="19"/>
               </w:rPr>
               <w:t>Planejamento</w:t>
             </w:r>
@@ -917,12 +965,12 @@
         </w:tc>
         <w:tc>
           <w:tcPr>
-            <w:tcW w:type="dxa" w:w="2928"/>
+            <w:tcW w:w="2967" w:type="dxa"/>
           </w:tcPr>
           <w:p>
             <w:r>
               <w:rPr>
-                <w:sz w:val="20"/>
+                <w:sz w:val="19"/>
               </w:rPr>
               <w:t>✅ CONCLUÍDO — Marcela Métrica (EVM + 6 KRs)</w:t>
             </w:r>
@@ -937,8 +985,11 @@
       </w:pPr>
       <w:r>
         <w:rPr>
-          <w:color w:val="404040"/>
-          <w:sz w:val="24"/>
+          <w:rFonts w:ascii="Calibri" w:hAnsi="Calibri"/>
+          <w:b/>
+          <w:i w:val="0"/>
+          <w:color w:val="2A4A7F"/>
+          <w:sz w:val="22"/>
         </w:rPr>
         <w:t>Pendente (pré-kick-off)</w:t>
       </w:r>
@@ -947,25 +998,27 @@
     <w:tbl>
       <w:tblPr>
         <w:tblStyle w:val="TableGrid"/>
-        <w:tblW w:type="auto" w:w="0"/>
         <w:tblLook w:firstColumn="1" w:firstRow="1" w:lastColumn="0" w:lastRow="0" w:noHBand="0" w:noVBand="1" w:val="04A0"/>
+        <w:tblW w:w="8901" w:type="dxa"/>
+        <w:tblLayout w:type="fixed"/>
       </w:tblPr>
       <w:tblGrid>
-        <w:gridCol w:w="2928"/>
-        <w:gridCol w:w="2928"/>
-        <w:gridCol w:w="2928"/>
+        <w:gridCol w:w="2967"/>
+        <w:gridCol w:w="2967"/>
+        <w:gridCol w:w="2967"/>
       </w:tblGrid>
       <w:tr>
         <w:tc>
           <w:tcPr>
-            <w:tcW w:type="dxa" w:w="2928"/>
-            <w:shd w:val="clear" w:color="auto" w:fill="D6E4F0"/>
+            <w:tcW w:w="2967" w:type="dxa"/>
+            <w:shd w:val="clear" w:color="auto" w:fill="1A3A5C"/>
           </w:tcPr>
           <w:p>
             <w:r>
               <w:rPr>
                 <w:b/>
-                <w:sz w:val="20"/>
+                <w:color w:val="FFFFFF"/>
+                <w:sz w:val="19"/>
               </w:rPr>
               <w:t>Ação</w:t>
             </w:r>
@@ -973,14 +1026,15 @@
         </w:tc>
         <w:tc>
           <w:tcPr>
-            <w:tcW w:type="dxa" w:w="2928"/>
-            <w:shd w:val="clear" w:color="auto" w:fill="D6E4F0"/>
+            <w:tcW w:w="2967" w:type="dxa"/>
+            <w:shd w:val="clear" w:color="auto" w:fill="1A3A5C"/>
           </w:tcPr>
           <w:p>
             <w:r>
               <w:rPr>
                 <w:b/>
-                <w:sz w:val="20"/>
+                <w:color w:val="FFFFFF"/>
+                <w:sz w:val="19"/>
               </w:rPr>
               <w:t>Responsável</w:t>
             </w:r>
@@ -988,14 +1042,15 @@
         </w:tc>
         <w:tc>
           <w:tcPr>
-            <w:tcW w:type="dxa" w:w="2928"/>
-            <w:shd w:val="clear" w:color="auto" w:fill="D6E4F0"/>
+            <w:tcW w:w="2967" w:type="dxa"/>
+            <w:shd w:val="clear" w:color="auto" w:fill="1A3A5C"/>
           </w:tcPr>
           <w:p>
             <w:r>
               <w:rPr>
                 <w:b/>
-                <w:sz w:val="20"/>
+                <w:color w:val="FFFFFF"/>
+                <w:sz w:val="19"/>
               </w:rPr>
               <w:t>Prazo</w:t>
             </w:r>
@@ -1005,12 +1060,12 @@
       <w:tr>
         <w:tc>
           <w:tcPr>
-            <w:tcW w:type="dxa" w:w="2928"/>
+            <w:tcW w:w="2967" w:type="dxa"/>
           </w:tcPr>
           <w:p>
             <w:r>
               <w:rPr>
-                <w:sz w:val="20"/>
+                <w:sz w:val="19"/>
               </w:rPr>
               <w:t>Resolver CB-3: formalizar custos + re-autorização Holding</w:t>
             </w:r>
@@ -1018,12 +1073,12 @@
         </w:tc>
         <w:tc>
           <w:tcPr>
-            <w:tcW w:type="dxa" w:w="2928"/>
+            <w:tcW w:w="2967" w:type="dxa"/>
           </w:tcPr>
           <w:p>
             <w:r>
               <w:rPr>
-                <w:sz w:val="20"/>
+                <w:sz w:val="19"/>
               </w:rPr>
               <w:t>Noemia → Gladston → Walace Bacelar</w:t>
             </w:r>
@@ -1031,12 +1086,12 @@
         </w:tc>
         <w:tc>
           <w:tcPr>
-            <w:tcW w:type="dxa" w:w="2928"/>
+            <w:tcW w:w="2967" w:type="dxa"/>
           </w:tcPr>
           <w:p>
             <w:r>
               <w:rPr>
-                <w:sz w:val="20"/>
+                <w:sz w:val="19"/>
               </w:rPr>
               <w:t>27/05/2026</w:t>
             </w:r>
@@ -1046,12 +1101,13 @@
       <w:tr>
         <w:tc>
           <w:tcPr>
-            <w:tcW w:type="dxa" w:w="2928"/>
+            <w:tcW w:w="2967" w:type="dxa"/>
+            <w:shd w:val="clear" w:color="auto" w:fill="F0F5FB"/>
           </w:tcPr>
           <w:p>
             <w:r>
               <w:rPr>
-                <w:sz w:val="20"/>
+                <w:sz w:val="19"/>
               </w:rPr>
               <w:t>Identificar sponsor Diretor+ (CB-Sponsor)</w:t>
             </w:r>
@@ -1059,12 +1115,13 @@
         </w:tc>
         <w:tc>
           <w:tcPr>
-            <w:tcW w:type="dxa" w:w="2928"/>
+            <w:tcW w:w="2967" w:type="dxa"/>
+            <w:shd w:val="clear" w:color="auto" w:fill="F0F5FB"/>
           </w:tcPr>
           <w:p>
             <w:r>
               <w:rPr>
-                <w:sz w:val="20"/>
+                <w:sz w:val="19"/>
               </w:rPr>
               <w:t>Gladston Campos</w:t>
             </w:r>
@@ -1072,12 +1129,13 @@
         </w:tc>
         <w:tc>
           <w:tcPr>
-            <w:tcW w:type="dxa" w:w="2928"/>
+            <w:tcW w:w="2967" w:type="dxa"/>
+            <w:shd w:val="clear" w:color="auto" w:fill="F0F5FB"/>
           </w:tcPr>
           <w:p>
             <w:r>
               <w:rPr>
-                <w:sz w:val="20"/>
+                <w:sz w:val="19"/>
               </w:rPr>
               <w:t>30/05/2026</w:t>
             </w:r>
@@ -1087,12 +1145,12 @@
       <w:tr>
         <w:tc>
           <w:tcPr>
-            <w:tcW w:type="dxa" w:w="2928"/>
+            <w:tcW w:w="2967" w:type="dxa"/>
           </w:tcPr>
           <w:p>
             <w:r>
               <w:rPr>
-                <w:sz w:val="20"/>
+                <w:sz w:val="19"/>
               </w:rPr>
               <w:t>Submeter Work Request ao DTI</w:t>
             </w:r>
@@ -1100,12 +1158,12 @@
         </w:tc>
         <w:tc>
           <w:tcPr>
-            <w:tcW w:type="dxa" w:w="2928"/>
+            <w:tcW w:w="2967" w:type="dxa"/>
           </w:tcPr>
           <w:p>
             <w:r>
               <w:rPr>
-                <w:sz w:val="20"/>
+                <w:sz w:val="19"/>
               </w:rPr>
               <w:t>Noemia/GP</w:t>
             </w:r>
@@ -1113,12 +1171,12 @@
         </w:tc>
         <w:tc>
           <w:tcPr>
-            <w:tcW w:type="dxa" w:w="2928"/>
+            <w:tcW w:w="2967" w:type="dxa"/>
           </w:tcPr>
           <w:p>
             <w:r>
               <w:rPr>
-                <w:sz w:val="20"/>
+                <w:sz w:val="19"/>
               </w:rPr>
               <w:t>23/05/2026</w:t>
             </w:r>
@@ -1128,12 +1186,13 @@
       <w:tr>
         <w:tc>
           <w:tcPr>
-            <w:tcW w:type="dxa" w:w="2928"/>
+            <w:tcW w:w="2967" w:type="dxa"/>
+            <w:shd w:val="clear" w:color="auto" w:fill="F0F5FB"/>
           </w:tcPr>
           <w:p>
             <w:r>
               <w:rPr>
-                <w:sz w:val="20"/>
+                <w:sz w:val="19"/>
               </w:rPr>
               <w:t>Gate de Kick-off (Gabriel Governança)</w:t>
             </w:r>
@@ -1141,12 +1200,13 @@
         </w:tc>
         <w:tc>
           <w:tcPr>
-            <w:tcW w:type="dxa" w:w="2928"/>
+            <w:tcW w:w="2967" w:type="dxa"/>
+            <w:shd w:val="clear" w:color="auto" w:fill="F0F5FB"/>
           </w:tcPr>
           <w:p>
             <w:r>
               <w:rPr>
-                <w:sz w:val="20"/>
+                <w:sz w:val="19"/>
               </w:rPr>
               <w:t>VMO</w:t>
             </w:r>
@@ -1154,12 +1214,13 @@
         </w:tc>
         <w:tc>
           <w:tcPr>
-            <w:tcW w:type="dxa" w:w="2928"/>
+            <w:tcW w:w="2967" w:type="dxa"/>
+            <w:shd w:val="clear" w:color="auto" w:fill="F0F5FB"/>
           </w:tcPr>
           <w:p>
             <w:r>
               <w:rPr>
-                <w:sz w:val="20"/>
+                <w:sz w:val="19"/>
               </w:rPr>
               <w:t>06/06/2026</w:t>
             </w:r>
@@ -1169,9 +1230,11 @@
     </w:tbl>
     <w:p/>
     <w:p>
-      <w:r>
-        <w:t>────────────────────────────────────────────────────────────</w:t>
-      </w:r>
+      <w:pPr>
+        <w:pBdr>
+          <w:bottom w:val="single" w:sz="6" w:space="1" w:color="CCCCCC"/>
+        </w:pBdr>
+      </w:pPr>
     </w:p>
     <w:p/>
     <w:p>
@@ -1180,8 +1243,11 @@
       </w:pPr>
       <w:r>
         <w:rPr>
-          <w:color w:val="2E74B5"/>
-          <w:sz w:val="28"/>
+          <w:rFonts w:ascii="Calibri" w:hAnsi="Calibri"/>
+          <w:b/>
+          <w:i w:val="0"/>
+          <w:color w:val="1E5296"/>
+          <w:sz w:val="25"/>
         </w:rPr>
         <w:t>Riscos em Destaque</w:t>
       </w:r>
@@ -1190,27 +1256,29 @@
     <w:tbl>
       <w:tblPr>
         <w:tblStyle w:val="TableGrid"/>
-        <w:tblW w:type="auto" w:w="0"/>
         <w:tblLook w:firstColumn="1" w:firstRow="1" w:lastColumn="0" w:lastRow="0" w:noHBand="0" w:noVBand="1" w:val="04A0"/>
+        <w:tblW w:w="8900" w:type="dxa"/>
+        <w:tblLayout w:type="fixed"/>
       </w:tblPr>
       <w:tblGrid>
-        <w:gridCol w:w="1757"/>
-        <w:gridCol w:w="1757"/>
-        <w:gridCol w:w="1757"/>
-        <w:gridCol w:w="1757"/>
-        <w:gridCol w:w="1757"/>
+        <w:gridCol w:w="1020"/>
+        <w:gridCol w:w="1970"/>
+        <w:gridCol w:w="1970"/>
+        <w:gridCol w:w="1970"/>
+        <w:gridCol w:w="1970"/>
       </w:tblGrid>
       <w:tr>
         <w:tc>
           <w:tcPr>
-            <w:tcW w:type="dxa" w:w="1757"/>
-            <w:shd w:val="clear" w:color="auto" w:fill="D6E4F0"/>
+            <w:tcW w:w="1020" w:type="dxa"/>
+            <w:shd w:val="clear" w:color="auto" w:fill="1A3A5C"/>
           </w:tcPr>
           <w:p>
             <w:r>
               <w:rPr>
                 <w:b/>
-                <w:sz w:val="20"/>
+                <w:color w:val="FFFFFF"/>
+                <w:sz w:val="19"/>
               </w:rPr>
               <w:t>ID</w:t>
             </w:r>
@@ -1218,14 +1286,15 @@
         </w:tc>
         <w:tc>
           <w:tcPr>
-            <w:tcW w:type="dxa" w:w="1757"/>
-            <w:shd w:val="clear" w:color="auto" w:fill="D6E4F0"/>
+            <w:tcW w:w="1970" w:type="dxa"/>
+            <w:shd w:val="clear" w:color="auto" w:fill="1A3A5C"/>
           </w:tcPr>
           <w:p>
             <w:r>
               <w:rPr>
                 <w:b/>
-                <w:sz w:val="20"/>
+                <w:color w:val="FFFFFF"/>
+                <w:sz w:val="19"/>
               </w:rPr>
               <w:t>Risco</w:t>
             </w:r>
@@ -1233,14 +1302,15 @@
         </w:tc>
         <w:tc>
           <w:tcPr>
-            <w:tcW w:type="dxa" w:w="1757"/>
-            <w:shd w:val="clear" w:color="auto" w:fill="D6E4F0"/>
+            <w:tcW w:w="1970" w:type="dxa"/>
+            <w:shd w:val="clear" w:color="auto" w:fill="1A3A5C"/>
           </w:tcPr>
           <w:p>
             <w:r>
               <w:rPr>
                 <w:b/>
-                <w:sz w:val="20"/>
+                <w:color w:val="FFFFFF"/>
+                <w:sz w:val="19"/>
               </w:rPr>
               <w:t>Nível</w:t>
             </w:r>
@@ -1248,14 +1318,15 @@
         </w:tc>
         <w:tc>
           <w:tcPr>
-            <w:tcW w:type="dxa" w:w="1757"/>
-            <w:shd w:val="clear" w:color="auto" w:fill="D6E4F0"/>
+            <w:tcW w:w="1970" w:type="dxa"/>
+            <w:shd w:val="clear" w:color="auto" w:fill="1A3A5C"/>
           </w:tcPr>
           <w:p>
             <w:r>
               <w:rPr>
                 <w:b/>
-                <w:sz w:val="20"/>
+                <w:color w:val="FFFFFF"/>
+                <w:sz w:val="19"/>
               </w:rPr>
               <w:t>Status</w:t>
             </w:r>
@@ -1263,14 +1334,15 @@
         </w:tc>
         <w:tc>
           <w:tcPr>
-            <w:tcW w:type="dxa" w:w="1757"/>
-            <w:shd w:val="clear" w:color="auto" w:fill="D6E4F0"/>
+            <w:tcW w:w="1970" w:type="dxa"/>
+            <w:shd w:val="clear" w:color="auto" w:fill="1A3A5C"/>
           </w:tcPr>
           <w:p>
             <w:r>
               <w:rPr>
                 <w:b/>
-                <w:sz w:val="20"/>
+                <w:color w:val="FFFFFF"/>
+                <w:sz w:val="19"/>
               </w:rPr>
               <w:t>Ação imediata</w:t>
             </w:r>
@@ -1280,12 +1352,12 @@
       <w:tr>
         <w:tc>
           <w:tcPr>
-            <w:tcW w:type="dxa" w:w="1757"/>
+            <w:tcW w:w="1020" w:type="dxa"/>
           </w:tcPr>
           <w:p>
             <w:r>
               <w:rPr>
-                <w:sz w:val="20"/>
+                <w:sz w:val="19"/>
               </w:rPr>
               <w:t>R-001</w:t>
             </w:r>
@@ -1293,12 +1365,12 @@
         </w:tc>
         <w:tc>
           <w:tcPr>
-            <w:tcW w:type="dxa" w:w="1757"/>
+            <w:tcW w:w="1970" w:type="dxa"/>
           </w:tcPr>
           <w:p>
             <w:r>
               <w:rPr>
-                <w:sz w:val="20"/>
+                <w:sz w:val="19"/>
               </w:rPr>
               <w:t>Autorização Holding condicional a custo zero</w:t>
             </w:r>
@@ -1306,12 +1378,12 @@
         </w:tc>
         <w:tc>
           <w:tcPr>
-            <w:tcW w:type="dxa" w:w="1757"/>
+            <w:tcW w:w="1970" w:type="dxa"/>
           </w:tcPr>
           <w:p>
             <w:r>
               <w:rPr>
-                <w:sz w:val="20"/>
+                <w:sz w:val="19"/>
               </w:rPr>
               <w:t>🔴 CRÍTICO</w:t>
             </w:r>
@@ -1319,12 +1391,12 @@
         </w:tc>
         <w:tc>
           <w:tcPr>
-            <w:tcW w:type="dxa" w:w="1757"/>
+            <w:tcW w:w="1970" w:type="dxa"/>
           </w:tcPr>
           <w:p>
             <w:r>
               <w:rPr>
-                <w:sz w:val="20"/>
+                <w:sz w:val="19"/>
               </w:rPr>
               <w:t>Ativo</w:t>
             </w:r>
@@ -1332,12 +1404,12 @@
         </w:tc>
         <w:tc>
           <w:tcPr>
-            <w:tcW w:type="dxa" w:w="1757"/>
+            <w:tcW w:w="1970" w:type="dxa"/>
           </w:tcPr>
           <w:p>
             <w:r>
               <w:rPr>
-                <w:sz w:val="20"/>
+                <w:sz w:val="19"/>
               </w:rPr>
               <w:t>Confirmar custo zero com DTI antes do kick-off</w:t>
             </w:r>
@@ -1347,12 +1419,13 @@
       <w:tr>
         <w:tc>
           <w:tcPr>
-            <w:tcW w:type="dxa" w:w="1757"/>
+            <w:tcW w:w="1020" w:type="dxa"/>
+            <w:shd w:val="clear" w:color="auto" w:fill="F0F5FB"/>
           </w:tcPr>
           <w:p>
             <w:r>
               <w:rPr>
-                <w:sz w:val="20"/>
+                <w:sz w:val="19"/>
               </w:rPr>
               <w:t>R-005</w:t>
             </w:r>
@@ -1360,12 +1433,13 @@
         </w:tc>
         <w:tc>
           <w:tcPr>
-            <w:tcW w:type="dxa" w:w="1757"/>
+            <w:tcW w:w="1970" w:type="dxa"/>
+            <w:shd w:val="clear" w:color="auto" w:fill="F0F5FB"/>
           </w:tcPr>
           <w:p>
             <w:r>
               <w:rPr>
-                <w:sz w:val="20"/>
+                <w:sz w:val="19"/>
               </w:rPr>
               <w:t>Sponsor sem alçada Diretor+</w:t>
             </w:r>
@@ -1373,12 +1447,13 @@
         </w:tc>
         <w:tc>
           <w:tcPr>
-            <w:tcW w:type="dxa" w:w="1757"/>
+            <w:tcW w:w="1970" w:type="dxa"/>
+            <w:shd w:val="clear" w:color="auto" w:fill="F0F5FB"/>
           </w:tcPr>
           <w:p>
             <w:r>
               <w:rPr>
-                <w:sz w:val="20"/>
+                <w:sz w:val="19"/>
               </w:rPr>
               <w:t>🔴 ALTO</w:t>
             </w:r>
@@ -1386,12 +1461,13 @@
         </w:tc>
         <w:tc>
           <w:tcPr>
-            <w:tcW w:type="dxa" w:w="1757"/>
+            <w:tcW w:w="1970" w:type="dxa"/>
+            <w:shd w:val="clear" w:color="auto" w:fill="F0F5FB"/>
           </w:tcPr>
           <w:p>
             <w:r>
               <w:rPr>
-                <w:sz w:val="20"/>
+                <w:sz w:val="19"/>
               </w:rPr>
               <w:t>Ativo</w:t>
             </w:r>
@@ -1399,12 +1475,13 @@
         </w:tc>
         <w:tc>
           <w:tcPr>
-            <w:tcW w:type="dxa" w:w="1757"/>
+            <w:tcW w:w="1970" w:type="dxa"/>
+            <w:shd w:val="clear" w:color="auto" w:fill="F0F5FB"/>
           </w:tcPr>
           <w:p>
             <w:r>
               <w:rPr>
-                <w:sz w:val="20"/>
+                <w:sz w:val="19"/>
               </w:rPr>
               <w:t>Gladston deve identificar Diretor+ até 30/05</w:t>
             </w:r>
@@ -1414,12 +1491,12 @@
       <w:tr>
         <w:tc>
           <w:tcPr>
-            <w:tcW w:type="dxa" w:w="1757"/>
+            <w:tcW w:w="1020" w:type="dxa"/>
           </w:tcPr>
           <w:p>
             <w:r>
               <w:rPr>
-                <w:sz w:val="20"/>
+                <w:sz w:val="19"/>
               </w:rPr>
               <w:t>R-002</w:t>
             </w:r>
@@ -1427,12 +1504,12 @@
         </w:tc>
         <w:tc>
           <w:tcPr>
-            <w:tcW w:type="dxa" w:w="1757"/>
+            <w:tcW w:w="1970" w:type="dxa"/>
           </w:tcPr>
           <w:p>
             <w:r>
               <w:rPr>
-                <w:sz w:val="20"/>
+                <w:sz w:val="19"/>
               </w:rPr>
               <w:t>Ajustes complexos (CB-2)</w:t>
             </w:r>
@@ -1440,12 +1517,12 @@
         </w:tc>
         <w:tc>
           <w:tcPr>
-            <w:tcW w:type="dxa" w:w="1757"/>
+            <w:tcW w:w="1970" w:type="dxa"/>
           </w:tcPr>
           <w:p>
             <w:r>
               <w:rPr>
-                <w:sz w:val="20"/>
+                <w:sz w:val="19"/>
               </w:rPr>
               <w:t>🟡 ALTO</w:t>
             </w:r>
@@ -1453,12 +1530,12 @@
         </w:tc>
         <w:tc>
           <w:tcPr>
-            <w:tcW w:type="dxa" w:w="1757"/>
+            <w:tcW w:w="1970" w:type="dxa"/>
           </w:tcPr>
           <w:p>
             <w:r>
               <w:rPr>
-                <w:sz w:val="20"/>
+                <w:sz w:val="19"/>
               </w:rPr>
               <w:t>Monitorando</w:t>
             </w:r>
@@ -1466,12 +1543,12 @@
         </w:tc>
         <w:tc>
           <w:tcPr>
-            <w:tcW w:type="dxa" w:w="1757"/>
+            <w:tcW w:w="1970" w:type="dxa"/>
           </w:tcPr>
           <w:p>
             <w:r>
               <w:rPr>
-                <w:sz w:val="20"/>
+                <w:sz w:val="19"/>
               </w:rPr>
               <w:t>A resolver no levantamento técnico (M-1)</w:t>
             </w:r>
@@ -1481,12 +1558,13 @@
       <w:tr>
         <w:tc>
           <w:tcPr>
-            <w:tcW w:type="dxa" w:w="1757"/>
+            <w:tcW w:w="1020" w:type="dxa"/>
+            <w:shd w:val="clear" w:color="auto" w:fill="F0F5FB"/>
           </w:tcPr>
           <w:p>
             <w:r>
               <w:rPr>
-                <w:sz w:val="20"/>
+                <w:sz w:val="19"/>
               </w:rPr>
               <w:t>R-003</w:t>
             </w:r>
@@ -1494,12 +1572,13 @@
         </w:tc>
         <w:tc>
           <w:tcPr>
-            <w:tcW w:type="dxa" w:w="1757"/>
+            <w:tcW w:w="1970" w:type="dxa"/>
+            <w:shd w:val="clear" w:color="auto" w:fill="F0F5FB"/>
           </w:tcPr>
           <w:p>
             <w:r>
               <w:rPr>
-                <w:sz w:val="20"/>
+                <w:sz w:val="19"/>
               </w:rPr>
               <w:t>Habilitação Santander demorada</w:t>
             </w:r>
@@ -1507,12 +1586,13 @@
         </w:tc>
         <w:tc>
           <w:tcPr>
-            <w:tcW w:type="dxa" w:w="1757"/>
+            <w:tcW w:w="1970" w:type="dxa"/>
+            <w:shd w:val="clear" w:color="auto" w:fill="F0F5FB"/>
           </w:tcPr>
           <w:p>
             <w:r>
               <w:rPr>
-                <w:sz w:val="20"/>
+                <w:sz w:val="19"/>
               </w:rPr>
               <w:t>🟡 ALTO</w:t>
             </w:r>
@@ -1520,12 +1600,13 @@
         </w:tc>
         <w:tc>
           <w:tcPr>
-            <w:tcW w:type="dxa" w:w="1757"/>
+            <w:tcW w:w="1970" w:type="dxa"/>
+            <w:shd w:val="clear" w:color="auto" w:fill="F0F5FB"/>
           </w:tcPr>
           <w:p>
             <w:r>
               <w:rPr>
-                <w:sz w:val="20"/>
+                <w:sz w:val="19"/>
               </w:rPr>
               <w:t>Monitorando</w:t>
             </w:r>
@@ -1533,12 +1614,13 @@
         </w:tc>
         <w:tc>
           <w:tcPr>
-            <w:tcW w:type="dxa" w:w="1757"/>
+            <w:tcW w:w="1970" w:type="dxa"/>
+            <w:shd w:val="clear" w:color="auto" w:fill="F0F5FB"/>
           </w:tcPr>
           <w:p>
             <w:r>
               <w:rPr>
-                <w:sz w:val="20"/>
+                <w:sz w:val="19"/>
               </w:rPr>
               <w:t>Iniciar contato no kick-off</w:t>
             </w:r>
@@ -1548,12 +1630,12 @@
       <w:tr>
         <w:tc>
           <w:tcPr>
-            <w:tcW w:type="dxa" w:w="1757"/>
+            <w:tcW w:w="1020" w:type="dxa"/>
           </w:tcPr>
           <w:p>
             <w:r>
               <w:rPr>
-                <w:sz w:val="20"/>
+                <w:sz w:val="19"/>
               </w:rPr>
               <w:t>R-006</w:t>
             </w:r>
@@ -1561,12 +1643,12 @@
         </w:tc>
         <w:tc>
           <w:tcPr>
-            <w:tcW w:type="dxa" w:w="1757"/>
+            <w:tcW w:w="1970" w:type="dxa"/>
           </w:tcPr>
           <w:p>
             <w:r>
               <w:rPr>
-                <w:sz w:val="20"/>
+                <w:sz w:val="19"/>
               </w:rPr>
               <w:t>Recurso DTI sem disponibilidade/conhecimento</w:t>
             </w:r>
@@ -1574,12 +1656,12 @@
         </w:tc>
         <w:tc>
           <w:tcPr>
-            <w:tcW w:type="dxa" w:w="1757"/>
+            <w:tcW w:w="1970" w:type="dxa"/>
           </w:tcPr>
           <w:p>
             <w:r>
               <w:rPr>
-                <w:sz w:val="20"/>
+                <w:sz w:val="19"/>
               </w:rPr>
               <w:t>🟡 ALTO</w:t>
             </w:r>
@@ -1587,12 +1669,12 @@
         </w:tc>
         <w:tc>
           <w:tcPr>
-            <w:tcW w:type="dxa" w:w="1757"/>
+            <w:tcW w:w="1970" w:type="dxa"/>
           </w:tcPr>
           <w:p>
             <w:r>
               <w:rPr>
-                <w:sz w:val="20"/>
+                <w:sz w:val="19"/>
               </w:rPr>
               <w:t>Monitorando</w:t>
             </w:r>
@@ -1600,12 +1682,12 @@
         </w:tc>
         <w:tc>
           <w:tcPr>
-            <w:tcW w:type="dxa" w:w="1757"/>
+            <w:tcW w:w="1970" w:type="dxa"/>
           </w:tcPr>
           <w:p>
             <w:r>
               <w:rPr>
-                <w:sz w:val="20"/>
+                <w:sz w:val="19"/>
               </w:rPr>
               <w:t>Confirmar no artefato WR antes do kick-off</w:t>
             </w:r>
@@ -1615,9 +1697,11 @@
     </w:tbl>
     <w:p/>
     <w:p>
-      <w:r>
-        <w:t>────────────────────────────────────────────────────────────</w:t>
-      </w:r>
+      <w:pPr>
+        <w:pBdr>
+          <w:bottom w:val="single" w:sz="6" w:space="1" w:color="CCCCCC"/>
+        </w:pBdr>
+      </w:pPr>
     </w:p>
     <w:p/>
     <w:p>
@@ -1626,8 +1710,11 @@
       </w:pPr>
       <w:r>
         <w:rPr>
-          <w:color w:val="2E74B5"/>
-          <w:sz w:val="28"/>
+          <w:rFonts w:ascii="Calibri" w:hAnsi="Calibri"/>
+          <w:b/>
+          <w:i w:val="0"/>
+          <w:color w:val="1E5296"/>
+          <w:sz w:val="25"/>
         </w:rPr>
         <w:t>Marcos</w:t>
       </w:r>
@@ -1636,25 +1723,27 @@
     <w:tbl>
       <w:tblPr>
         <w:tblStyle w:val="TableGrid"/>
-        <w:tblW w:type="auto" w:w="0"/>
         <w:tblLook w:firstColumn="1" w:firstRow="1" w:lastColumn="0" w:lastRow="0" w:noHBand="0" w:noVBand="1" w:val="04A0"/>
+        <w:tblW w:w="8901" w:type="dxa"/>
+        <w:tblLayout w:type="fixed"/>
       </w:tblPr>
       <w:tblGrid>
-        <w:gridCol w:w="2928"/>
-        <w:gridCol w:w="2928"/>
-        <w:gridCol w:w="2928"/>
+        <w:gridCol w:w="2967"/>
+        <w:gridCol w:w="2967"/>
+        <w:gridCol w:w="2967"/>
       </w:tblGrid>
       <w:tr>
         <w:tc>
           <w:tcPr>
-            <w:tcW w:type="dxa" w:w="2928"/>
-            <w:shd w:val="clear" w:color="auto" w:fill="D6E4F0"/>
+            <w:tcW w:w="2967" w:type="dxa"/>
+            <w:shd w:val="clear" w:color="auto" w:fill="1A3A5C"/>
           </w:tcPr>
           <w:p>
             <w:r>
               <w:rPr>
                 <w:b/>
-                <w:sz w:val="20"/>
+                <w:color w:val="FFFFFF"/>
+                <w:sz w:val="19"/>
               </w:rPr>
               <w:t>Marco</w:t>
             </w:r>
@@ -1662,14 +1751,15 @@
         </w:tc>
         <w:tc>
           <w:tcPr>
-            <w:tcW w:type="dxa" w:w="2928"/>
-            <w:shd w:val="clear" w:color="auto" w:fill="D6E4F0"/>
+            <w:tcW w:w="2967" w:type="dxa"/>
+            <w:shd w:val="clear" w:color="auto" w:fill="1A3A5C"/>
           </w:tcPr>
           <w:p>
             <w:r>
               <w:rPr>
                 <w:b/>
-                <w:sz w:val="20"/>
+                <w:color w:val="FFFFFF"/>
+                <w:sz w:val="19"/>
               </w:rPr>
               <w:t>Data Prevista</w:t>
             </w:r>
@@ -1677,14 +1767,15 @@
         </w:tc>
         <w:tc>
           <w:tcPr>
-            <w:tcW w:type="dxa" w:w="2928"/>
-            <w:shd w:val="clear" w:color="auto" w:fill="D6E4F0"/>
+            <w:tcW w:w="2967" w:type="dxa"/>
+            <w:shd w:val="clear" w:color="auto" w:fill="1A3A5C"/>
           </w:tcPr>
           <w:p>
             <w:r>
               <w:rPr>
                 <w:b/>
-                <w:sz w:val="20"/>
+                <w:color w:val="FFFFFF"/>
+                <w:sz w:val="19"/>
               </w:rPr>
               <w:t>Status</w:t>
             </w:r>
@@ -1694,12 +1785,12 @@
       <w:tr>
         <w:tc>
           <w:tcPr>
-            <w:tcW w:type="dxa" w:w="2928"/>
+            <w:tcW w:w="2967" w:type="dxa"/>
           </w:tcPr>
           <w:p>
             <w:r>
               <w:rPr>
-                <w:sz w:val="20"/>
+                <w:sz w:val="19"/>
               </w:rPr>
               <w:t>Iniciação concluída</w:t>
             </w:r>
@@ -1707,12 +1798,12 @@
         </w:tc>
         <w:tc>
           <w:tcPr>
-            <w:tcW w:type="dxa" w:w="2928"/>
+            <w:tcW w:w="2967" w:type="dxa"/>
           </w:tcPr>
           <w:p>
             <w:r>
               <w:rPr>
-                <w:sz w:val="20"/>
+                <w:sz w:val="19"/>
               </w:rPr>
               <w:t>20/05/2026</w:t>
             </w:r>
@@ -1720,12 +1811,12 @@
         </w:tc>
         <w:tc>
           <w:tcPr>
-            <w:tcW w:type="dxa" w:w="2928"/>
+            <w:tcW w:w="2967" w:type="dxa"/>
           </w:tcPr>
           <w:p>
             <w:r>
               <w:rPr>
-                <w:sz w:val="20"/>
+                <w:sz w:val="19"/>
               </w:rPr>
               <w:t>✅ CONCLUÍDO</w:t>
             </w:r>
@@ -1735,12 +1826,13 @@
       <w:tr>
         <w:tc>
           <w:tcPr>
-            <w:tcW w:type="dxa" w:w="2928"/>
+            <w:tcW w:w="2967" w:type="dxa"/>
+            <w:shd w:val="clear" w:color="auto" w:fill="F0F5FB"/>
           </w:tcPr>
           <w:p>
             <w:r>
               <w:rPr>
-                <w:sz w:val="20"/>
+                <w:sz w:val="19"/>
               </w:rPr>
               <w:t>Resolução CB-3 + CB-Sponsor</w:t>
             </w:r>
@@ -1748,12 +1840,13 @@
         </w:tc>
         <w:tc>
           <w:tcPr>
-            <w:tcW w:type="dxa" w:w="2928"/>
+            <w:tcW w:w="2967" w:type="dxa"/>
+            <w:shd w:val="clear" w:color="auto" w:fill="F0F5FB"/>
           </w:tcPr>
           <w:p>
             <w:r>
               <w:rPr>
-                <w:sz w:val="20"/>
+                <w:sz w:val="19"/>
               </w:rPr>
               <w:t>30/05/2026</w:t>
             </w:r>
@@ -1761,12 +1854,13 @@
         </w:tc>
         <w:tc>
           <w:tcPr>
-            <w:tcW w:type="dxa" w:w="2928"/>
+            <w:tcW w:w="2967" w:type="dxa"/>
+            <w:shd w:val="clear" w:color="auto" w:fill="F0F5FB"/>
           </w:tcPr>
           <w:p>
             <w:r>
               <w:rPr>
-                <w:sz w:val="20"/>
+                <w:sz w:val="19"/>
               </w:rPr>
               <w:t>⏳ Pendente</w:t>
             </w:r>
@@ -1776,12 +1870,12 @@
       <w:tr>
         <w:tc>
           <w:tcPr>
-            <w:tcW w:type="dxa" w:w="2928"/>
+            <w:tcW w:w="2967" w:type="dxa"/>
           </w:tcPr>
           <w:p>
             <w:r>
               <w:rPr>
-                <w:sz w:val="20"/>
+                <w:sz w:val="19"/>
               </w:rPr>
               <w:t>M-0 — Gate de Kick-off</w:t>
             </w:r>
@@ -1789,12 +1883,12 @@
         </w:tc>
         <w:tc>
           <w:tcPr>
-            <w:tcW w:type="dxa" w:w="2928"/>
+            <w:tcW w:w="2967" w:type="dxa"/>
           </w:tcPr>
           <w:p>
             <w:r>
               <w:rPr>
-                <w:sz w:val="20"/>
+                <w:sz w:val="19"/>
               </w:rPr>
               <w:t>06/06/2026</w:t>
             </w:r>
@@ -1802,12 +1896,12 @@
         </w:tc>
         <w:tc>
           <w:tcPr>
-            <w:tcW w:type="dxa" w:w="2928"/>
+            <w:tcW w:w="2967" w:type="dxa"/>
           </w:tcPr>
           <w:p>
             <w:r>
               <w:rPr>
-                <w:sz w:val="20"/>
+                <w:sz w:val="19"/>
               </w:rPr>
               <w:t>⏳ Aguardando CBs</w:t>
             </w:r>
@@ -1817,12 +1911,13 @@
       <w:tr>
         <w:tc>
           <w:tcPr>
-            <w:tcW w:type="dxa" w:w="2928"/>
+            <w:tcW w:w="2967" w:type="dxa"/>
+            <w:shd w:val="clear" w:color="auto" w:fill="F0F5FB"/>
           </w:tcPr>
           <w:p>
             <w:r>
               <w:rPr>
-                <w:sz w:val="20"/>
+                <w:sz w:val="19"/>
               </w:rPr>
               <w:t>M-1 — Levantamento técnico</w:t>
             </w:r>
@@ -1830,12 +1925,13 @@
         </w:tc>
         <w:tc>
           <w:tcPr>
-            <w:tcW w:type="dxa" w:w="2928"/>
+            <w:tcW w:w="2967" w:type="dxa"/>
+            <w:shd w:val="clear" w:color="auto" w:fill="F0F5FB"/>
           </w:tcPr>
           <w:p>
             <w:r>
               <w:rPr>
-                <w:sz w:val="20"/>
+                <w:sz w:val="19"/>
               </w:rPr>
               <w:t>27/06/2026</w:t>
             </w:r>
@@ -1843,12 +1939,13 @@
         </w:tc>
         <w:tc>
           <w:tcPr>
-            <w:tcW w:type="dxa" w:w="2928"/>
+            <w:tcW w:w="2967" w:type="dxa"/>
+            <w:shd w:val="clear" w:color="auto" w:fill="F0F5FB"/>
           </w:tcPr>
           <w:p>
             <w:r>
               <w:rPr>
-                <w:sz w:val="20"/>
+                <w:sz w:val="19"/>
               </w:rPr>
               <w:t>○ Futuro</w:t>
             </w:r>
@@ -1858,12 +1955,12 @@
       <w:tr>
         <w:tc>
           <w:tcPr>
-            <w:tcW w:type="dxa" w:w="2928"/>
+            <w:tcW w:w="2967" w:type="dxa"/>
           </w:tcPr>
           <w:p>
             <w:r>
               <w:rPr>
-                <w:sz w:val="20"/>
+                <w:sz w:val="19"/>
               </w:rPr>
               <w:t>M-2 — Habilitação Santander</w:t>
             </w:r>
@@ -1871,12 +1968,12 @@
         </w:tc>
         <w:tc>
           <w:tcPr>
-            <w:tcW w:type="dxa" w:w="2928"/>
+            <w:tcW w:w="2967" w:type="dxa"/>
           </w:tcPr>
           <w:p>
             <w:r>
               <w:rPr>
-                <w:sz w:val="20"/>
+                <w:sz w:val="19"/>
               </w:rPr>
               <w:t>18/07/2026</w:t>
             </w:r>
@@ -1884,12 +1981,12 @@
         </w:tc>
         <w:tc>
           <w:tcPr>
-            <w:tcW w:type="dxa" w:w="2928"/>
+            <w:tcW w:w="2967" w:type="dxa"/>
           </w:tcPr>
           <w:p>
             <w:r>
               <w:rPr>
-                <w:sz w:val="20"/>
+                <w:sz w:val="19"/>
               </w:rPr>
               <w:t>○ Futuro</w:t>
             </w:r>
@@ -1899,12 +1996,13 @@
       <w:tr>
         <w:tc>
           <w:tcPr>
-            <w:tcW w:type="dxa" w:w="2928"/>
+            <w:tcW w:w="2967" w:type="dxa"/>
+            <w:shd w:val="clear" w:color="auto" w:fill="F0F5FB"/>
           </w:tcPr>
           <w:p>
             <w:r>
               <w:rPr>
-                <w:sz w:val="20"/>
+                <w:sz w:val="19"/>
               </w:rPr>
               <w:t>M-3 — Config + testes</w:t>
             </w:r>
@@ -1912,12 +2010,13 @@
         </w:tc>
         <w:tc>
           <w:tcPr>
-            <w:tcW w:type="dxa" w:w="2928"/>
+            <w:tcW w:w="2967" w:type="dxa"/>
+            <w:shd w:val="clear" w:color="auto" w:fill="F0F5FB"/>
           </w:tcPr>
           <w:p>
             <w:r>
               <w:rPr>
-                <w:sz w:val="20"/>
+                <w:sz w:val="19"/>
               </w:rPr>
               <w:t>08/08/2026</w:t>
             </w:r>
@@ -1925,12 +2024,13 @@
         </w:tc>
         <w:tc>
           <w:tcPr>
-            <w:tcW w:type="dxa" w:w="2928"/>
+            <w:tcW w:w="2967" w:type="dxa"/>
+            <w:shd w:val="clear" w:color="auto" w:fill="F0F5FB"/>
           </w:tcPr>
           <w:p>
             <w:r>
               <w:rPr>
-                <w:sz w:val="20"/>
+                <w:sz w:val="19"/>
               </w:rPr>
               <w:t>○ Futuro</w:t>
             </w:r>
@@ -1940,12 +2040,12 @@
       <w:tr>
         <w:tc>
           <w:tcPr>
-            <w:tcW w:type="dxa" w:w="2928"/>
+            <w:tcW w:w="2967" w:type="dxa"/>
           </w:tcPr>
           <w:p>
             <w:r>
               <w:rPr>
-                <w:sz w:val="20"/>
+                <w:sz w:val="19"/>
               </w:rPr>
               <w:t>M-4 — UAT aprovado</w:t>
             </w:r>
@@ -1953,12 +2053,12 @@
         </w:tc>
         <w:tc>
           <w:tcPr>
-            <w:tcW w:type="dxa" w:w="2928"/>
+            <w:tcW w:w="2967" w:type="dxa"/>
           </w:tcPr>
           <w:p>
             <w:r>
               <w:rPr>
-                <w:sz w:val="20"/>
+                <w:sz w:val="19"/>
               </w:rPr>
               <w:t>15/08/2026</w:t>
             </w:r>
@@ -1966,12 +2066,12 @@
         </w:tc>
         <w:tc>
           <w:tcPr>
-            <w:tcW w:type="dxa" w:w="2928"/>
+            <w:tcW w:w="2967" w:type="dxa"/>
           </w:tcPr>
           <w:p>
             <w:r>
               <w:rPr>
-                <w:sz w:val="20"/>
+                <w:sz w:val="19"/>
               </w:rPr>
               <w:t>○ Futuro</w:t>
             </w:r>
@@ -1981,12 +2081,13 @@
       <w:tr>
         <w:tc>
           <w:tcPr>
-            <w:tcW w:type="dxa" w:w="2928"/>
+            <w:tcW w:w="2967" w:type="dxa"/>
+            <w:shd w:val="clear" w:color="auto" w:fill="F0F5FB"/>
           </w:tcPr>
           <w:p>
             <w:r>
               <w:rPr>
-                <w:sz w:val="20"/>
+                <w:sz w:val="19"/>
               </w:rPr>
               <w:t>M-5 — Go-live</w:t>
             </w:r>
@@ -1994,12 +2095,13 @@
         </w:tc>
         <w:tc>
           <w:tcPr>
-            <w:tcW w:type="dxa" w:w="2928"/>
+            <w:tcW w:w="2967" w:type="dxa"/>
+            <w:shd w:val="clear" w:color="auto" w:fill="F0F5FB"/>
           </w:tcPr>
           <w:p>
             <w:r>
               <w:rPr>
-                <w:sz w:val="20"/>
+                <w:sz w:val="19"/>
               </w:rPr>
               <w:t>25/08/2026</w:t>
             </w:r>
@@ -2007,12 +2109,13 @@
         </w:tc>
         <w:tc>
           <w:tcPr>
-            <w:tcW w:type="dxa" w:w="2928"/>
+            <w:tcW w:w="2967" w:type="dxa"/>
+            <w:shd w:val="clear" w:color="auto" w:fill="F0F5FB"/>
           </w:tcPr>
           <w:p>
             <w:r>
               <w:rPr>
-                <w:sz w:val="20"/>
+                <w:sz w:val="19"/>
               </w:rPr>
               <w:t>○ Futuro</w:t>
             </w:r>
@@ -2022,12 +2125,12 @@
       <w:tr>
         <w:tc>
           <w:tcPr>
-            <w:tcW w:type="dxa" w:w="2928"/>
+            <w:tcW w:w="2967" w:type="dxa"/>
           </w:tcPr>
           <w:p>
             <w:r>
               <w:rPr>
-                <w:sz w:val="20"/>
+                <w:sz w:val="19"/>
               </w:rPr>
               <w:t>M-6 — Encerramento</w:t>
             </w:r>
@@ -2035,12 +2138,12 @@
         </w:tc>
         <w:tc>
           <w:tcPr>
-            <w:tcW w:type="dxa" w:w="2928"/>
+            <w:tcW w:w="2967" w:type="dxa"/>
           </w:tcPr>
           <w:p>
             <w:r>
               <w:rPr>
-                <w:sz w:val="20"/>
+                <w:sz w:val="19"/>
               </w:rPr>
               <w:t>30/09/2026</w:t>
             </w:r>
@@ -2048,12 +2151,12 @@
         </w:tc>
         <w:tc>
           <w:tcPr>
-            <w:tcW w:type="dxa" w:w="2928"/>
+            <w:tcW w:w="2967" w:type="dxa"/>
           </w:tcPr>
           <w:p>
             <w:r>
               <w:rPr>
-                <w:sz w:val="20"/>
+                <w:sz w:val="19"/>
               </w:rPr>
               <w:t>○ Futuro</w:t>
             </w:r>
@@ -2063,9 +2166,11 @@
     </w:tbl>
     <w:p/>
     <w:p>
-      <w:r>
-        <w:t>────────────────────────────────────────────────────────────</w:t>
-      </w:r>
+      <w:pPr>
+        <w:pBdr>
+          <w:bottom w:val="single" w:sz="6" w:space="1" w:color="CCCCCC"/>
+        </w:pBdr>
+      </w:pPr>
     </w:p>
     <w:p/>
     <w:p>
@@ -2074,8 +2179,11 @@
       </w:pPr>
       <w:r>
         <w:rPr>
-          <w:color w:val="2E74B5"/>
-          <w:sz w:val="28"/>
+          <w:rFonts w:ascii="Calibri" w:hAnsi="Calibri"/>
+          <w:b/>
+          <w:i w:val="0"/>
+          <w:color w:val="1E5296"/>
+          <w:sz w:val="25"/>
         </w:rPr>
         <w:t>Próximos Passos (2 semanas)</w:t>
       </w:r>
@@ -2084,26 +2192,28 @@
     <w:tbl>
       <w:tblPr>
         <w:tblStyle w:val="TableGrid"/>
-        <w:tblW w:type="auto" w:w="0"/>
         <w:tblLook w:firstColumn="1" w:firstRow="1" w:lastColumn="0" w:lastRow="0" w:noHBand="0" w:noVBand="1" w:val="04A0"/>
+        <w:tblW w:w="8901" w:type="dxa"/>
+        <w:tblLayout w:type="fixed"/>
       </w:tblPr>
       <w:tblGrid>
-        <w:gridCol w:w="2196"/>
-        <w:gridCol w:w="2196"/>
-        <w:gridCol w:w="2196"/>
-        <w:gridCol w:w="2196"/>
+        <w:gridCol w:w="1020"/>
+        <w:gridCol w:w="2627"/>
+        <w:gridCol w:w="2627"/>
+        <w:gridCol w:w="2627"/>
       </w:tblGrid>
       <w:tr>
         <w:tc>
           <w:tcPr>
-            <w:tcW w:type="dxa" w:w="2196"/>
-            <w:shd w:val="clear" w:color="auto" w:fill="D6E4F0"/>
+            <w:tcW w:w="1020" w:type="dxa"/>
+            <w:shd w:val="clear" w:color="auto" w:fill="1A3A5C"/>
           </w:tcPr>
           <w:p>
             <w:r>
               <w:rPr>
                 <w:b/>
-                <w:sz w:val="20"/>
+                <w:color w:val="FFFFFF"/>
+                <w:sz w:val="19"/>
               </w:rPr>
               <w:t>#</w:t>
             </w:r>
@@ -2111,14 +2221,15 @@
         </w:tc>
         <w:tc>
           <w:tcPr>
-            <w:tcW w:type="dxa" w:w="2196"/>
-            <w:shd w:val="clear" w:color="auto" w:fill="D6E4F0"/>
+            <w:tcW w:w="2627" w:type="dxa"/>
+            <w:shd w:val="clear" w:color="auto" w:fill="1A3A5C"/>
           </w:tcPr>
           <w:p>
             <w:r>
               <w:rPr>
                 <w:b/>
-                <w:sz w:val="20"/>
+                <w:color w:val="FFFFFF"/>
+                <w:sz w:val="19"/>
               </w:rPr>
               <w:t>Ação</w:t>
             </w:r>
@@ -2126,14 +2237,15 @@
         </w:tc>
         <w:tc>
           <w:tcPr>
-            <w:tcW w:type="dxa" w:w="2196"/>
-            <w:shd w:val="clear" w:color="auto" w:fill="D6E4F0"/>
+            <w:tcW w:w="2627" w:type="dxa"/>
+            <w:shd w:val="clear" w:color="auto" w:fill="1A3A5C"/>
           </w:tcPr>
           <w:p>
             <w:r>
               <w:rPr>
                 <w:b/>
-                <w:sz w:val="20"/>
+                <w:color w:val="FFFFFF"/>
+                <w:sz w:val="19"/>
               </w:rPr>
               <w:t>Responsável</w:t>
             </w:r>
@@ -2141,14 +2253,15 @@
         </w:tc>
         <w:tc>
           <w:tcPr>
-            <w:tcW w:type="dxa" w:w="2196"/>
-            <w:shd w:val="clear" w:color="auto" w:fill="D6E4F0"/>
+            <w:tcW w:w="2627" w:type="dxa"/>
+            <w:shd w:val="clear" w:color="auto" w:fill="1A3A5C"/>
           </w:tcPr>
           <w:p>
             <w:r>
               <w:rPr>
                 <w:b/>
-                <w:sz w:val="20"/>
+                <w:color w:val="FFFFFF"/>
+                <w:sz w:val="19"/>
               </w:rPr>
               <w:t>Data</w:t>
             </w:r>
@@ -2158,12 +2271,12 @@
       <w:tr>
         <w:tc>
           <w:tcPr>
-            <w:tcW w:type="dxa" w:w="2196"/>
+            <w:tcW w:w="1020" w:type="dxa"/>
           </w:tcPr>
           <w:p>
             <w:r>
               <w:rPr>
-                <w:sz w:val="20"/>
+                <w:sz w:val="19"/>
               </w:rPr>
               <w:t>1</w:t>
             </w:r>
@@ -2171,12 +2284,12 @@
         </w:tc>
         <w:tc>
           <w:tcPr>
-            <w:tcW w:type="dxa" w:w="2196"/>
+            <w:tcW w:w="2627" w:type="dxa"/>
           </w:tcPr>
           <w:p>
             <w:r>
               <w:rPr>
-                <w:sz w:val="20"/>
+                <w:sz w:val="19"/>
               </w:rPr>
               <w:t>Submeter Work Request ao DTI (contato: Gladston)</w:t>
             </w:r>
@@ -2184,12 +2297,12 @@
         </w:tc>
         <w:tc>
           <w:tcPr>
-            <w:tcW w:type="dxa" w:w="2196"/>
+            <w:tcW w:w="2627" w:type="dxa"/>
           </w:tcPr>
           <w:p>
             <w:r>
               <w:rPr>
-                <w:sz w:val="20"/>
+                <w:sz w:val="19"/>
               </w:rPr>
               <w:t>Noemia</w:t>
             </w:r>
@@ -2197,12 +2310,12 @@
         </w:tc>
         <w:tc>
           <w:tcPr>
-            <w:tcW w:type="dxa" w:w="2196"/>
+            <w:tcW w:w="2627" w:type="dxa"/>
           </w:tcPr>
           <w:p>
             <w:r>
               <w:rPr>
-                <w:sz w:val="20"/>
+                <w:sz w:val="19"/>
               </w:rPr>
               <w:t>23/05/2026</w:t>
             </w:r>
@@ -2212,12 +2325,13 @@
       <w:tr>
         <w:tc>
           <w:tcPr>
-            <w:tcW w:type="dxa" w:w="2196"/>
+            <w:tcW w:w="1020" w:type="dxa"/>
+            <w:shd w:val="clear" w:color="auto" w:fill="F0F5FB"/>
           </w:tcPr>
           <w:p>
             <w:r>
               <w:rPr>
-                <w:sz w:val="20"/>
+                <w:sz w:val="19"/>
               </w:rPr>
               <w:t>2</w:t>
             </w:r>
@@ -2225,12 +2339,13 @@
         </w:tc>
         <w:tc>
           <w:tcPr>
-            <w:tcW w:type="dxa" w:w="2196"/>
+            <w:tcW w:w="2627" w:type="dxa"/>
+            <w:shd w:val="clear" w:color="auto" w:fill="F0F5FB"/>
           </w:tcPr>
           <w:p>
             <w:r>
               <w:rPr>
-                <w:sz w:val="20"/>
+                <w:sz w:val="19"/>
               </w:rPr>
               <w:t>Resolver CB-3: confirmar custo zero ou obter nova autorização Holding</w:t>
             </w:r>
@@ -2238,12 +2353,13 @@
         </w:tc>
         <w:tc>
           <w:tcPr>
-            <w:tcW w:type="dxa" w:w="2196"/>
+            <w:tcW w:w="2627" w:type="dxa"/>
+            <w:shd w:val="clear" w:color="auto" w:fill="F0F5FB"/>
           </w:tcPr>
           <w:p>
             <w:r>
               <w:rPr>
-                <w:sz w:val="20"/>
+                <w:sz w:val="19"/>
               </w:rPr>
               <w:t>Noemia → Gladston → Walace</w:t>
             </w:r>
@@ -2251,12 +2367,13 @@
         </w:tc>
         <w:tc>
           <w:tcPr>
-            <w:tcW w:type="dxa" w:w="2196"/>
+            <w:tcW w:w="2627" w:type="dxa"/>
+            <w:shd w:val="clear" w:color="auto" w:fill="F0F5FB"/>
           </w:tcPr>
           <w:p>
             <w:r>
               <w:rPr>
-                <w:sz w:val="20"/>
+                <w:sz w:val="19"/>
               </w:rPr>
               <w:t>27/05/2026</w:t>
             </w:r>
@@ -2266,12 +2383,12 @@
       <w:tr>
         <w:tc>
           <w:tcPr>
-            <w:tcW w:type="dxa" w:w="2196"/>
+            <w:tcW w:w="1020" w:type="dxa"/>
           </w:tcPr>
           <w:p>
             <w:r>
               <w:rPr>
-                <w:sz w:val="20"/>
+                <w:sz w:val="19"/>
               </w:rPr>
               <w:t>3</w:t>
             </w:r>
@@ -2279,12 +2396,12 @@
         </w:tc>
         <w:tc>
           <w:tcPr>
-            <w:tcW w:type="dxa" w:w="2196"/>
+            <w:tcW w:w="2627" w:type="dxa"/>
           </w:tcPr>
           <w:p>
             <w:r>
               <w:rPr>
-                <w:sz w:val="20"/>
+                <w:sz w:val="19"/>
               </w:rPr>
               <w:t>Identificar sponsor Diretor+ para o projeto</w:t>
             </w:r>
@@ -2292,12 +2409,12 @@
         </w:tc>
         <w:tc>
           <w:tcPr>
-            <w:tcW w:type="dxa" w:w="2196"/>
+            <w:tcW w:w="2627" w:type="dxa"/>
           </w:tcPr>
           <w:p>
             <w:r>
               <w:rPr>
-                <w:sz w:val="20"/>
+                <w:sz w:val="19"/>
               </w:rPr>
               <w:t>Gladston Campos</w:t>
             </w:r>
@@ -2305,12 +2422,12 @@
         </w:tc>
         <w:tc>
           <w:tcPr>
-            <w:tcW w:type="dxa" w:w="2196"/>
+            <w:tcW w:w="2627" w:type="dxa"/>
           </w:tcPr>
           <w:p>
             <w:r>
               <w:rPr>
-                <w:sz w:val="20"/>
+                <w:sz w:val="19"/>
               </w:rPr>
               <w:t>30/05/2026</w:t>
             </w:r>
@@ -2320,12 +2437,13 @@
       <w:tr>
         <w:tc>
           <w:tcPr>
-            <w:tcW w:type="dxa" w:w="2196"/>
+            <w:tcW w:w="1020" w:type="dxa"/>
+            <w:shd w:val="clear" w:color="auto" w:fill="F0F5FB"/>
           </w:tcPr>
           <w:p>
             <w:r>
               <w:rPr>
-                <w:sz w:val="20"/>
+                <w:sz w:val="19"/>
               </w:rPr>
               <w:t>4</w:t>
             </w:r>
@@ -2333,12 +2451,13 @@
         </w:tc>
         <w:tc>
           <w:tcPr>
-            <w:tcW w:type="dxa" w:w="2196"/>
+            <w:tcW w:w="2627" w:type="dxa"/>
+            <w:shd w:val="clear" w:color="auto" w:fill="F0F5FB"/>
           </w:tcPr>
           <w:p>
             <w:r>
               <w:rPr>
-                <w:sz w:val="20"/>
+                <w:sz w:val="19"/>
               </w:rPr>
               <w:t>DTI responder ao artefato obrigatório do Work Request</w:t>
             </w:r>
@@ -2346,12 +2465,13 @@
         </w:tc>
         <w:tc>
           <w:tcPr>
-            <w:tcW w:type="dxa" w:w="2196"/>
+            <w:tcW w:w="2627" w:type="dxa"/>
+            <w:shd w:val="clear" w:color="auto" w:fill="F0F5FB"/>
           </w:tcPr>
           <w:p>
             <w:r>
               <w:rPr>
-                <w:sz w:val="20"/>
+                <w:sz w:val="19"/>
               </w:rPr>
               <w:t>Recurso DTI (a designar)</w:t>
             </w:r>
@@ -2359,12 +2479,13 @@
         </w:tc>
         <w:tc>
           <w:tcPr>
-            <w:tcW w:type="dxa" w:w="2196"/>
+            <w:tcW w:w="2627" w:type="dxa"/>
+            <w:shd w:val="clear" w:color="auto" w:fill="F0F5FB"/>
           </w:tcPr>
           <w:p>
             <w:r>
               <w:rPr>
-                <w:sz w:val="20"/>
+                <w:sz w:val="19"/>
               </w:rPr>
               <w:t>30/05/2026</w:t>
             </w:r>
@@ -2374,12 +2495,12 @@
       <w:tr>
         <w:tc>
           <w:tcPr>
-            <w:tcW w:type="dxa" w:w="2196"/>
+            <w:tcW w:w="1020" w:type="dxa"/>
           </w:tcPr>
           <w:p>
             <w:r>
               <w:rPr>
-                <w:sz w:val="20"/>
+                <w:sz w:val="19"/>
               </w:rPr>
               <w:t>5</w:t>
             </w:r>
@@ -2387,12 +2508,12 @@
         </w:tc>
         <w:tc>
           <w:tcPr>
-            <w:tcW w:type="dxa" w:w="2196"/>
+            <w:tcW w:w="2627" w:type="dxa"/>
           </w:tcPr>
           <w:p>
             <w:r>
               <w:rPr>
-                <w:sz w:val="20"/>
+                <w:sz w:val="19"/>
               </w:rPr>
               <w:t>Gate de Kick-off com Gabriel Governança (VMO)</w:t>
             </w:r>
@@ -2400,12 +2521,12 @@
         </w:tc>
         <w:tc>
           <w:tcPr>
-            <w:tcW w:type="dxa" w:w="2196"/>
+            <w:tcW w:w="2627" w:type="dxa"/>
           </w:tcPr>
           <w:p>
             <w:r>
               <w:rPr>
-                <w:sz w:val="20"/>
+                <w:sz w:val="19"/>
               </w:rPr>
               <w:t>VMO</w:t>
             </w:r>
@@ -2413,12 +2534,12 @@
         </w:tc>
         <w:tc>
           <w:tcPr>
-            <w:tcW w:type="dxa" w:w="2196"/>
+            <w:tcW w:w="2627" w:type="dxa"/>
           </w:tcPr>
           <w:p>
             <w:r>
               <w:rPr>
-                <w:sz w:val="20"/>
+                <w:sz w:val="19"/>
               </w:rPr>
               <w:t>06/06/2026</w:t>
             </w:r>
@@ -2428,12 +2549,13 @@
       <w:tr>
         <w:tc>
           <w:tcPr>
-            <w:tcW w:type="dxa" w:w="2196"/>
+            <w:tcW w:w="1020" w:type="dxa"/>
+            <w:shd w:val="clear" w:color="auto" w:fill="F0F5FB"/>
           </w:tcPr>
           <w:p>
             <w:r>
               <w:rPr>
-                <w:sz w:val="20"/>
+                <w:sz w:val="19"/>
               </w:rPr>
               <w:t>6</w:t>
             </w:r>
@@ -2441,12 +2563,13 @@
         </w:tc>
         <w:tc>
           <w:tcPr>
-            <w:tcW w:type="dxa" w:w="2196"/>
+            <w:tcW w:w="2627" w:type="dxa"/>
+            <w:shd w:val="clear" w:color="auto" w:fill="F0F5FB"/>
           </w:tcPr>
           <w:p>
             <w:r>
               <w:rPr>
-                <w:sz w:val="20"/>
+                <w:sz w:val="19"/>
               </w:rPr>
               <w:t>Kickoff meeting (após gate aprovado)</w:t>
             </w:r>
@@ -2454,12 +2577,13 @@
         </w:tc>
         <w:tc>
           <w:tcPr>
-            <w:tcW w:type="dxa" w:w="2196"/>
+            <w:tcW w:w="2627" w:type="dxa"/>
+            <w:shd w:val="clear" w:color="auto" w:fill="F0F5FB"/>
           </w:tcPr>
           <w:p>
             <w:r>
               <w:rPr>
-                <w:sz w:val="20"/>
+                <w:sz w:val="19"/>
               </w:rPr>
               <w:t>GP + equipe</w:t>
             </w:r>
@@ -2467,12 +2591,13 @@
         </w:tc>
         <w:tc>
           <w:tcPr>
-            <w:tcW w:type="dxa" w:w="2196"/>
+            <w:tcW w:w="2627" w:type="dxa"/>
+            <w:shd w:val="clear" w:color="auto" w:fill="F0F5FB"/>
           </w:tcPr>
           <w:p>
             <w:r>
               <w:rPr>
-                <w:sz w:val="20"/>
+                <w:sz w:val="19"/>
               </w:rPr>
               <w:t>10/06/2026</w:t>
             </w:r>
@@ -2482,9 +2607,11 @@
     </w:tbl>
     <w:p/>
     <w:p>
-      <w:r>
-        <w:t>────────────────────────────────────────────────────────────</w:t>
-      </w:r>
+      <w:pPr>
+        <w:pBdr>
+          <w:bottom w:val="single" w:sz="6" w:space="1" w:color="CCCCCC"/>
+        </w:pBdr>
+      </w:pPr>
     </w:p>
     <w:p/>
     <w:p>
@@ -2493,8 +2620,11 @@
       </w:pPr>
       <w:r>
         <w:rPr>
-          <w:color w:val="2E74B5"/>
-          <w:sz w:val="28"/>
+          <w:rFonts w:ascii="Calibri" w:hAnsi="Calibri"/>
+          <w:b/>
+          <w:i w:val="0"/>
+          <w:color w:val="1E5296"/>
+          <w:sz w:val="25"/>
         </w:rPr>
         <w:t>Solicitação ao Sponsor</w:t>
       </w:r>
@@ -2537,9 +2667,11 @@
     </w:p>
     <w:p/>
     <w:p>
-      <w:r>
-        <w:t>────────────────────────────────────────────────────────────</w:t>
-      </w:r>
+      <w:pPr>
+        <w:pBdr>
+          <w:bottom w:val="single" w:sz="6" w:space="1" w:color="CCCCCC"/>
+        </w:pBdr>
+      </w:pPr>
     </w:p>
     <w:p/>
     <w:p>
@@ -2549,9 +2681,11 @@
     </w:p>
     <w:p/>
     <w:p>
-      <w:r>
-        <w:t>────────────────────────────────────────────────────────────</w:t>
-      </w:r>
+      <w:pPr>
+        <w:pBdr>
+          <w:bottom w:val="single" w:sz="6" w:space="1" w:color="CCCCCC"/>
+        </w:pBdr>
+      </w:pPr>
     </w:p>
     <w:p/>
     <w:p>
@@ -2560,8 +2694,11 @@
       </w:pPr>
       <w:r>
         <w:rPr>
-          <w:color w:val="1F497D"/>
-          <w:sz w:val="36"/>
+          <w:rFonts w:ascii="Calibri" w:hAnsi="Calibri"/>
+          <w:b/>
+          <w:i w:val="0"/>
+          <w:color w:val="1A3A5C"/>
+          <w:sz w:val="30"/>
         </w:rPr>
         <w:t>Pesquisa de Satisfação — Fase de Iniciação</w:t>
       </w:r>
@@ -2605,9 +2742,11 @@
     </w:p>
     <w:p/>
     <w:p>
-      <w:r>
-        <w:t>────────────────────────────────────────────────────────────</w:t>
-      </w:r>
+      <w:pPr>
+        <w:pBdr>
+          <w:bottom w:val="single" w:sz="6" w:space="1" w:color="CCCCCC"/>
+        </w:pBdr>
+      </w:pPr>
     </w:p>
     <w:p/>
     <w:p>
@@ -2729,7 +2868,7 @@
     <w:p/>
     <w:sectPr>
       <w:pgSz w:w="12240" w:h="15840"/>
-      <w:pgMar w:top="1440" w:right="1728" w:bottom="1440" w:left="1728" w:header="720" w:footer="720" w:gutter="0"/>
+      <w:pgMar w:top="1417" w:right="1417" w:bottom="1417" w:left="1587" w:header="720" w:footer="720" w:gutter="0"/>
       <w:cols w:space="720"/>
       <w:docGrid w:linePitch="360"/>
     </w:sectPr>
@@ -3102,7 +3241,7 @@
     <w:rsid w:val="00FC693F"/>
     <w:rPr>
       <w:rFonts w:ascii="Calibri" w:hAnsi="Calibri"/>
-      <w:sz w:val="22"/>
+      <w:sz w:val="21"/>
     </w:rPr>
   </w:style>
   <w:style w:type="paragraph" w:styleId="Header">
